--- a/SpendIO - Application description.docx
+++ b/SpendIO - Application description.docx
@@ -6,286 +6,291 @@
       <w:pPr>
         <w:pStyle w:val="2"/>
         <w:bidi w:val="0"/>
-        <w:rPr>
-          <w:rFonts w:hint="default"/>
+        <w:jc w:val="center"/>
+        <w:rPr>
+          <w:rFonts w:hint="default" w:ascii="Times New Roman" w:hAnsi="Times New Roman" w:cs="Times New Roman"/>
+          <w:sz w:val="24"/>
+          <w:szCs w:val="24"/>
           <w:lang w:val="en-US"/>
         </w:rPr>
       </w:pPr>
       <w:r>
         <w:rPr>
-          <w:rFonts w:hint="default"/>
-          <w:lang w:val="en-US"/>
-        </w:rPr>
-        <w:t>Tên ứng dụng: SpendIO - ứng dụng quản lý chi tiêu cá nhân</w:t>
+          <w:rFonts w:hint="default" w:ascii="Times New Roman" w:hAnsi="Times New Roman" w:cs="Times New Roman"/>
+          <w:sz w:val="24"/>
+          <w:szCs w:val="24"/>
+          <w:lang w:val="en-US"/>
+        </w:rPr>
+        <w:t>SpendIO - ứng dụng quản lý chi tiêu cá nhân</w:t>
       </w:r>
     </w:p>
+    <w:tbl>
+      <w:tblPr>
+        <w:tblW w:w="8737" w:type="dxa"/>
+        <w:tblInd w:w="96" w:type="dxa"/>
+        <w:tblBorders>
+          <w:top w:val="none" w:color="auto" w:sz="0" w:space="0"/>
+          <w:left w:val="none" w:color="auto" w:sz="0" w:space="0"/>
+          <w:bottom w:val="none" w:color="auto" w:sz="0" w:space="0"/>
+          <w:right w:val="none" w:color="auto" w:sz="0" w:space="0"/>
+          <w:insideH w:val="none" w:color="auto" w:sz="0" w:space="0"/>
+          <w:insideV w:val="none" w:color="auto" w:sz="0" w:space="0"/>
+        </w:tblBorders>
+        <w:shd w:val="clear"/>
+        <w:tblLayout w:type="autofit"/>
+        <w:tblCellMar>
+          <w:top w:w="0" w:type="dxa"/>
+          <w:left w:w="108" w:type="dxa"/>
+          <w:bottom w:w="0" w:type="dxa"/>
+          <w:right w:w="108" w:type="dxa"/>
+        </w:tblCellMar>
+      </w:tblPr>
+      <w:tblGrid>
+        <w:gridCol w:w="2028"/>
+        <w:gridCol w:w="6709"/>
+      </w:tblGrid>
+      <w:tr>
+        <w:tblPrEx>
+          <w:tblBorders>
+            <w:top w:val="none" w:color="auto" w:sz="0" w:space="0"/>
+            <w:left w:val="none" w:color="auto" w:sz="0" w:space="0"/>
+            <w:bottom w:val="none" w:color="auto" w:sz="0" w:space="0"/>
+            <w:right w:val="none" w:color="auto" w:sz="0" w:space="0"/>
+            <w:insideH w:val="none" w:color="auto" w:sz="0" w:space="0"/>
+            <w:insideV w:val="none" w:color="auto" w:sz="0" w:space="0"/>
+          </w:tblBorders>
+          <w:shd w:val="clear"/>
+          <w:tblCellMar>
+            <w:top w:w="0" w:type="dxa"/>
+            <w:left w:w="108" w:type="dxa"/>
+            <w:bottom w:w="0" w:type="dxa"/>
+            <w:right w:w="108" w:type="dxa"/>
+          </w:tblCellMar>
+        </w:tblPrEx>
+        <w:trPr>
+          <w:trHeight w:val="288" w:hRule="atLeast"/>
+        </w:trPr>
+        <w:tc>
+          <w:tcPr>
+            <w:tcW w:w="2028" w:type="dxa"/>
+            <w:tcBorders>
+              <w:top w:val="single" w:color="000000" w:sz="4" w:space="0"/>
+              <w:left w:val="single" w:color="000000" w:sz="4" w:space="0"/>
+              <w:bottom w:val="single" w:color="000000" w:sz="4" w:space="0"/>
+              <w:right w:val="single" w:color="000000" w:sz="4" w:space="0"/>
+            </w:tcBorders>
+            <w:shd w:val="clear"/>
+            <w:vAlign w:val="center"/>
+          </w:tcPr>
+          <w:p>
+            <w:pPr>
+              <w:keepNext w:val="0"/>
+              <w:keepLines w:val="0"/>
+              <w:widowControl/>
+              <w:suppressLineNumbers w:val="0"/>
+              <w:jc w:val="left"/>
+              <w:textAlignment w:val="center"/>
+              <w:rPr>
+                <w:rFonts w:hint="default" w:ascii="Times New Roman" w:hAnsi="Times New Roman" w:cs="Times New Roman"/>
+                <w:i w:val="0"/>
+                <w:iCs w:val="0"/>
+                <w:color w:val="000000"/>
+                <w:sz w:val="24"/>
+                <w:szCs w:val="24"/>
+                <w:u w:val="none"/>
+              </w:rPr>
+            </w:pPr>
+            <w:r>
+              <w:rPr>
+                <w:rFonts w:hint="default" w:ascii="Times New Roman" w:hAnsi="Times New Roman" w:eastAsia="SimSun" w:cs="Times New Roman"/>
+                <w:i w:val="0"/>
+                <w:iCs w:val="0"/>
+                <w:color w:val="000000"/>
+                <w:kern w:val="0"/>
+                <w:sz w:val="24"/>
+                <w:szCs w:val="24"/>
+                <w:u w:val="none"/>
+                <w:bdr w:val="none" w:color="auto" w:sz="0" w:space="0"/>
+                <w:lang w:val="en-US" w:eastAsia="zh-CN" w:bidi="ar"/>
+              </w:rPr>
+              <w:t>Nền tảng</w:t>
+            </w:r>
+          </w:p>
+        </w:tc>
+        <w:tc>
+          <w:tcPr>
+            <w:tcW w:w="6709" w:type="dxa"/>
+            <w:tcBorders>
+              <w:top w:val="single" w:color="000000" w:sz="4" w:space="0"/>
+              <w:left w:val="single" w:color="000000" w:sz="4" w:space="0"/>
+              <w:bottom w:val="single" w:color="000000" w:sz="4" w:space="0"/>
+              <w:right w:val="single" w:color="000000" w:sz="4" w:space="0"/>
+            </w:tcBorders>
+            <w:shd w:val="clear"/>
+            <w:vAlign w:val="center"/>
+          </w:tcPr>
+          <w:p>
+            <w:pPr>
+              <w:keepNext w:val="0"/>
+              <w:keepLines w:val="0"/>
+              <w:widowControl/>
+              <w:suppressLineNumbers w:val="0"/>
+              <w:jc w:val="left"/>
+              <w:textAlignment w:val="center"/>
+              <w:rPr>
+                <w:rFonts w:hint="default" w:ascii="Times New Roman" w:hAnsi="Times New Roman" w:cs="Times New Roman"/>
+                <w:i w:val="0"/>
+                <w:iCs w:val="0"/>
+                <w:color w:val="000000"/>
+                <w:sz w:val="24"/>
+                <w:szCs w:val="24"/>
+                <w:u w:val="none"/>
+              </w:rPr>
+            </w:pPr>
+            <w:r>
+              <w:rPr>
+                <w:rFonts w:hint="default" w:ascii="Times New Roman" w:hAnsi="Times New Roman" w:eastAsia="SimSun" w:cs="Times New Roman"/>
+                <w:i w:val="0"/>
+                <w:iCs w:val="0"/>
+                <w:color w:val="000000"/>
+                <w:kern w:val="0"/>
+                <w:sz w:val="24"/>
+                <w:szCs w:val="24"/>
+                <w:u w:val="none"/>
+                <w:bdr w:val="none" w:color="auto" w:sz="0" w:space="0"/>
+                <w:lang w:val="en-US" w:eastAsia="zh-CN" w:bidi="ar"/>
+              </w:rPr>
+              <w:t xml:space="preserve"> Flutter </w:t>
+            </w:r>
+          </w:p>
+        </w:tc>
+      </w:tr>
+      <w:tr>
+        <w:tblPrEx>
+          <w:tblBorders>
+            <w:top w:val="none" w:color="auto" w:sz="0" w:space="0"/>
+            <w:left w:val="none" w:color="auto" w:sz="0" w:space="0"/>
+            <w:bottom w:val="none" w:color="auto" w:sz="0" w:space="0"/>
+            <w:right w:val="none" w:color="auto" w:sz="0" w:space="0"/>
+            <w:insideH w:val="none" w:color="auto" w:sz="0" w:space="0"/>
+            <w:insideV w:val="none" w:color="auto" w:sz="0" w:space="0"/>
+          </w:tblBorders>
+          <w:shd w:val="clear"/>
+          <w:tblCellMar>
+            <w:top w:w="0" w:type="dxa"/>
+            <w:left w:w="108" w:type="dxa"/>
+            <w:bottom w:w="0" w:type="dxa"/>
+            <w:right w:w="108" w:type="dxa"/>
+          </w:tblCellMar>
+        </w:tblPrEx>
+        <w:trPr>
+          <w:trHeight w:val="576" w:hRule="atLeast"/>
+        </w:trPr>
+        <w:tc>
+          <w:tcPr>
+            <w:tcW w:w="2028" w:type="dxa"/>
+            <w:tcBorders>
+              <w:top w:val="single" w:color="000000" w:sz="4" w:space="0"/>
+              <w:left w:val="single" w:color="000000" w:sz="4" w:space="0"/>
+              <w:bottom w:val="single" w:color="000000" w:sz="4" w:space="0"/>
+              <w:right w:val="single" w:color="000000" w:sz="4" w:space="0"/>
+            </w:tcBorders>
+            <w:shd w:val="clear"/>
+            <w:vAlign w:val="center"/>
+          </w:tcPr>
+          <w:p>
+            <w:pPr>
+              <w:keepNext w:val="0"/>
+              <w:keepLines w:val="0"/>
+              <w:widowControl/>
+              <w:suppressLineNumbers w:val="0"/>
+              <w:jc w:val="left"/>
+              <w:textAlignment w:val="center"/>
+              <w:rPr>
+                <w:rFonts w:hint="default" w:ascii="Times New Roman" w:hAnsi="Times New Roman" w:cs="Times New Roman"/>
+                <w:i w:val="0"/>
+                <w:iCs w:val="0"/>
+                <w:color w:val="000000"/>
+                <w:sz w:val="24"/>
+                <w:szCs w:val="24"/>
+                <w:u w:val="none"/>
+              </w:rPr>
+            </w:pPr>
+            <w:r>
+              <w:rPr>
+                <w:rFonts w:hint="default" w:ascii="Times New Roman" w:hAnsi="Times New Roman" w:eastAsia="SimSun" w:cs="Times New Roman"/>
+                <w:i w:val="0"/>
+                <w:iCs w:val="0"/>
+                <w:color w:val="000000"/>
+                <w:kern w:val="0"/>
+                <w:sz w:val="24"/>
+                <w:szCs w:val="24"/>
+                <w:u w:val="none"/>
+                <w:bdr w:val="none" w:color="auto" w:sz="0" w:space="0"/>
+                <w:lang w:val="en-US" w:eastAsia="zh-CN" w:bidi="ar"/>
+              </w:rPr>
+              <w:t>Công nghệ cốt lõi</w:t>
+            </w:r>
+          </w:p>
+        </w:tc>
+        <w:tc>
+          <w:tcPr>
+            <w:tcW w:w="6709" w:type="dxa"/>
+            <w:tcBorders>
+              <w:top w:val="single" w:color="000000" w:sz="4" w:space="0"/>
+              <w:left w:val="single" w:color="000000" w:sz="4" w:space="0"/>
+              <w:bottom w:val="single" w:color="000000" w:sz="4" w:space="0"/>
+              <w:right w:val="single" w:color="000000" w:sz="4" w:space="0"/>
+            </w:tcBorders>
+            <w:shd w:val="clear"/>
+            <w:vAlign w:val="center"/>
+          </w:tcPr>
+          <w:p>
+            <w:pPr>
+              <w:keepNext w:val="0"/>
+              <w:keepLines w:val="0"/>
+              <w:widowControl/>
+              <w:suppressLineNumbers w:val="0"/>
+              <w:jc w:val="left"/>
+              <w:textAlignment w:val="center"/>
+              <w:rPr>
+                <w:rFonts w:hint="default" w:ascii="Times New Roman" w:hAnsi="Times New Roman" w:cs="Times New Roman"/>
+                <w:i w:val="0"/>
+                <w:iCs w:val="0"/>
+                <w:color w:val="000000"/>
+                <w:sz w:val="24"/>
+                <w:szCs w:val="24"/>
+                <w:u w:val="none"/>
+              </w:rPr>
+            </w:pPr>
+            <w:r>
+              <w:rPr>
+                <w:rFonts w:hint="default" w:ascii="Times New Roman" w:hAnsi="Times New Roman" w:eastAsia="SimSun" w:cs="Times New Roman"/>
+                <w:i w:val="0"/>
+                <w:iCs w:val="0"/>
+                <w:color w:val="000000"/>
+                <w:kern w:val="0"/>
+                <w:sz w:val="24"/>
+                <w:szCs w:val="24"/>
+                <w:u w:val="none"/>
+                <w:bdr w:val="none" w:color="auto" w:sz="0" w:space="0"/>
+                <w:lang w:val="en-US" w:eastAsia="zh-CN" w:bidi="ar"/>
+              </w:rPr>
+              <w:t>Clean Architecture, SQLite (Local Cache), Firebase Firestore (Remote Cloud), Firebase Auth, Provider</w:t>
+            </w:r>
+          </w:p>
+        </w:tc>
+      </w:tr>
+    </w:tbl>
     <w:p>
       <w:pPr>
-        <w:jc w:val="both"/>
-        <w:rPr>
-          <w:rFonts w:hint="default"/>
-          <w:lang w:val="en-US"/>
-        </w:rPr>
-      </w:pPr>
-      <w:r>
-        <w:rPr>
-          <w:rFonts w:hint="default"/>
-          <w:lang w:val="en-US"/>
-        </w:rPr>
-        <w:t>Vấn đề thực tế: Do hiện nay nhiều người đang chi tiêu một cách không kiểm soát được chi tiêu cá nhân, không có cái nhìn tổng quan về chi phí nên dẫn đến việc chi tiêu vượt ngân sách.</w:t>
-      </w:r>
-    </w:p>
-    <w:p>
-      <w:pPr>
-        <w:jc w:val="both"/>
-        <w:rPr>
-          <w:rFonts w:hint="default"/>
-          <w:lang w:val="en-US"/>
-        </w:rPr>
-      </w:pPr>
-    </w:p>
-    <w:p>
-      <w:pPr>
-        <w:jc w:val="both"/>
-        <w:rPr>
-          <w:rFonts w:hint="default"/>
-          <w:lang w:val="en-US"/>
-        </w:rPr>
-      </w:pPr>
-      <w:r>
-        <w:rPr>
-          <w:rFonts w:hint="default"/>
-          <w:lang w:val="en-US"/>
-        </w:rPr>
-        <w:t xml:space="preserve">Giải pháp: Tạo ra ứng dụng mà người dùng có thể dễ dàng ghi nhận nguồn thu, nguồn chi cùng với phân loại chi tiêu, ngày/tháng/năm. Theo dữ liệu mà người dùng đưa ra, ứng dụng sẽ ghi nhận và hiển thị các lịch sử giao dịch, cùng với biểu đồ phân tích dữ liệu chi tiêu, đưa ra cái nhìn tổng quan hơn về tài chính cá nhân. </w:t>
-      </w:r>
-    </w:p>
-    <w:p>
-      <w:pPr>
-        <w:jc w:val="both"/>
-        <w:rPr>
-          <w:rFonts w:hint="default"/>
-          <w:lang w:val="en-US"/>
-        </w:rPr>
-      </w:pPr>
-    </w:p>
-    <w:p>
-      <w:pPr>
-        <w:jc w:val="both"/>
-        <w:rPr>
-          <w:rFonts w:hint="default"/>
-          <w:lang w:val="en-US"/>
-        </w:rPr>
-      </w:pPr>
-      <w:r>
-        <w:rPr>
-          <w:rFonts w:hint="default"/>
-          <w:lang w:val="en-US"/>
-        </w:rPr>
-        <w:t>Sơ đồ hoạt động(Workflow):</w:t>
-      </w:r>
-    </w:p>
-    <w:p>
-      <w:pPr>
-        <w:jc w:val="both"/>
-        <w:rPr>
-          <w:rFonts w:hint="default"/>
-          <w:lang w:val="en-US"/>
-        </w:rPr>
-      </w:pPr>
-      <w:r>
-        <w:rPr>
-          <w:rFonts w:hint="default"/>
-          <w:lang w:val="en-US"/>
-        </w:rPr>
-        <w:t>Luồng chính: Khởi động -&gt; Lauch -&gt; Auth(Login/Register) -&gt; On boarding (đối với login sẽ hiện thị nếu người dùng hoàn toàn chưa có dữ liệu init) -&gt; Home Dashboard.</w:t>
-      </w:r>
-    </w:p>
-    <w:p>
-      <w:pPr>
-        <w:jc w:val="both"/>
-        <w:rPr>
-          <w:rFonts w:hint="default"/>
-          <w:lang w:val="en-US"/>
-        </w:rPr>
-      </w:pPr>
-    </w:p>
-    <w:p>
-      <w:pPr>
-        <w:jc w:val="both"/>
-        <w:rPr>
-          <w:rFonts w:hint="default"/>
-          <w:lang w:val="en-US"/>
-        </w:rPr>
-      </w:pPr>
-      <w:r>
-        <w:rPr>
-          <w:rFonts w:hint="default"/>
-          <w:lang w:val="en-US"/>
-        </w:rPr>
-        <w:t xml:space="preserve">Các chức năng chính: </w:t>
-      </w:r>
-    </w:p>
-    <w:p>
-      <w:pPr>
-        <w:jc w:val="both"/>
-        <w:rPr>
-          <w:rFonts w:hint="default"/>
-          <w:lang w:val="en-US"/>
-        </w:rPr>
-      </w:pPr>
-      <w:r>
-        <w:rPr>
-          <w:rFonts w:hint="default"/>
-          <w:lang w:val="en-US"/>
-        </w:rPr>
-        <w:t>- Add Transaction</w:t>
-      </w:r>
-    </w:p>
-    <w:p>
-      <w:pPr>
-        <w:jc w:val="both"/>
-        <w:rPr>
-          <w:rFonts w:hint="default"/>
-          <w:lang w:val="en-US"/>
-        </w:rPr>
-      </w:pPr>
-      <w:r>
-        <w:rPr>
-          <w:rFonts w:hint="default"/>
-          <w:lang w:val="en-US"/>
-        </w:rPr>
-        <w:t>-  Saving Goal</w:t>
-      </w:r>
-    </w:p>
-    <w:p>
-      <w:pPr>
-        <w:jc w:val="both"/>
-        <w:rPr>
-          <w:rFonts w:hint="default"/>
-          <w:lang w:val="en-US"/>
-        </w:rPr>
-      </w:pPr>
-      <w:r>
-        <w:rPr>
-          <w:rFonts w:hint="default"/>
-          <w:lang w:val="en-US"/>
-        </w:rPr>
-        <w:t>- Add Account (Tài khoản ngân hàng/ví trả sau/ thẻ ghi nợ)</w:t>
-      </w:r>
-    </w:p>
-    <w:p>
-      <w:pPr>
-        <w:jc w:val="both"/>
-        <w:rPr>
-          <w:rFonts w:hint="default"/>
-          <w:lang w:val="en-US"/>
-        </w:rPr>
-      </w:pPr>
-      <w:r>
-        <w:rPr>
-          <w:rFonts w:hint="default"/>
-          <w:lang w:val="en-US"/>
-        </w:rPr>
-        <w:t>- View Wallet</w:t>
-      </w:r>
-    </w:p>
-    <w:p>
-      <w:pPr>
-        <w:jc w:val="both"/>
-        <w:rPr>
-          <w:rFonts w:hint="default"/>
-          <w:lang w:val="en-US"/>
-        </w:rPr>
-      </w:pPr>
-      <w:r>
-        <w:rPr>
-          <w:rFonts w:hint="default"/>
-          <w:lang w:val="en-US"/>
-        </w:rPr>
-        <w:t>- View Statistics</w:t>
-      </w:r>
-    </w:p>
-    <w:p>
-      <w:pPr>
-        <w:jc w:val="both"/>
-        <w:rPr>
-          <w:rFonts w:hint="default"/>
-          <w:lang w:val="en-US"/>
-        </w:rPr>
-      </w:pPr>
-      <w:r>
-        <w:rPr>
-          <w:rFonts w:hint="default"/>
-          <w:lang w:val="en-US"/>
-        </w:rPr>
-        <w:t>- Setting: Profile, Theme, Language, Loại tiền</w:t>
-      </w:r>
-    </w:p>
-    <w:p>
-      <w:pPr>
-        <w:jc w:val="both"/>
-        <w:rPr>
-          <w:rFonts w:hint="default"/>
-          <w:lang w:val="en-US"/>
-        </w:rPr>
-      </w:pPr>
-    </w:p>
-    <w:p>
-      <w:pPr>
-        <w:jc w:val="both"/>
-        <w:rPr>
-          <w:rFonts w:hint="default"/>
-          <w:lang w:val="en-US"/>
-        </w:rPr>
-      </w:pPr>
-      <w:r>
-        <w:rPr>
-          <w:rFonts w:hint="default"/>
-          <w:lang w:val="en-US"/>
-        </w:rPr>
-        <w:t xml:space="preserve">Dự án được tổ chức dựa trên cấu trúc </w:t>
-      </w:r>
-      <w:bookmarkStart w:id="0" w:name="_GoBack"/>
-      <w:bookmarkEnd w:id="0"/>
-      <w:r>
-        <w:rPr>
-          <w:rFonts w:hint="default"/>
-          <w:lang w:val="en-US"/>
-        </w:rPr>
-        <w:t>feature-first</w:t>
-      </w:r>
-    </w:p>
-    <w:p>
-      <w:pPr>
-        <w:jc w:val="both"/>
-        <w:rPr>
-          <w:rFonts w:hint="default"/>
-          <w:lang w:val="en-US"/>
-        </w:rPr>
-      </w:pPr>
-    </w:p>
-    <w:p>
-      <w:pPr>
-        <w:jc w:val="both"/>
-        <w:rPr>
-          <w:rFonts w:hint="default"/>
-          <w:lang w:val="en-US"/>
-        </w:rPr>
-      </w:pPr>
-      <w:r>
-        <w:rPr>
-          <w:rFonts w:hint="default"/>
-          <w:lang w:val="en-US"/>
-        </w:rPr>
-        <w:t>A. Nền tảng bắt buộc (80đ)</w:t>
-      </w:r>
-    </w:p>
-    <w:p>
-      <w:pPr>
-        <w:jc w:val="both"/>
-        <w:rPr>
-          <w:rFonts w:hint="default"/>
+        <w:numPr>
+          <w:numId w:val="0"/>
+        </w:numPr>
+        <w:rPr>
+          <w:rFonts w:hint="default" w:ascii="Times New Roman" w:hAnsi="Times New Roman" w:cs="Times New Roman"/>
+          <w:sz w:val="24"/>
+          <w:szCs w:val="24"/>
           <w:lang w:val="en-US"/>
         </w:rPr>
       </w:pPr>
@@ -296,23 +301,102 @@
           <w:ilvl w:val="0"/>
           <w:numId w:val="1"/>
         </w:numPr>
-        <w:tabs>
-          <w:tab w:val="clear" w:pos="420"/>
-        </w:tabs>
-        <w:ind w:left="420" w:leftChars="0" w:hanging="420" w:firstLineChars="0"/>
         <w:jc w:val="both"/>
         <w:rPr>
-          <w:rFonts w:hint="default"/>
+          <w:rFonts w:hint="default" w:ascii="Times New Roman" w:hAnsi="Times New Roman" w:cs="Times New Roman"/>
+          <w:b/>
+          <w:color w:val="000000"/>
+          <w:sz w:val="24"/>
+          <w:szCs w:val="24"/>
           <w:lang w:val="en-US"/>
         </w:rPr>
       </w:pPr>
       <w:r>
         <w:rPr>
-          <w:rFonts w:hint="default"/>
-          <w:lang w:val="en-US"/>
-        </w:rPr>
-        <w:t>UI/UX Responsive layout (portrait/landscape), Light/Dark mode, Material 3 theme</w:t>
+          <w:rFonts w:hint="default" w:ascii="Times New Roman" w:hAnsi="Times New Roman" w:cs="Times New Roman"/>
+          <w:b/>
+          <w:color w:val="000000"/>
+          <w:sz w:val="24"/>
+          <w:szCs w:val="24"/>
+          <w:lang w:val="en-US"/>
+        </w:rPr>
+        <w:t>ĐẶC TẢ VẤN ĐỀ</w:t>
       </w:r>
+    </w:p>
+    <w:p>
+      <w:pPr>
+        <w:numPr>
+          <w:numId w:val="0"/>
+        </w:numPr>
+        <w:rPr>
+          <w:rFonts w:hint="default" w:ascii="Times New Roman" w:hAnsi="Times New Roman" w:cs="Times New Roman"/>
+          <w:sz w:val="24"/>
+          <w:szCs w:val="24"/>
+          <w:lang w:val="en-US"/>
+        </w:rPr>
+      </w:pPr>
+    </w:p>
+    <w:p>
+      <w:pPr>
+        <w:jc w:val="both"/>
+        <w:rPr>
+          <w:rFonts w:hint="default" w:ascii="Times New Roman" w:hAnsi="Times New Roman" w:cs="Times New Roman"/>
+          <w:sz w:val="24"/>
+          <w:szCs w:val="24"/>
+          <w:lang w:val="en-US"/>
+        </w:rPr>
+      </w:pPr>
+      <w:r>
+        <w:rPr>
+          <w:rFonts w:hint="default" w:ascii="Times New Roman" w:hAnsi="Times New Roman" w:cs="Times New Roman"/>
+          <w:sz w:val="24"/>
+          <w:szCs w:val="24"/>
+          <w:lang w:val="en-US"/>
+        </w:rPr>
+        <w:t>Do hiện nay nhiều người đang chi tiêu một cách không kiểm soát được chi tiêu cá nhân, không có cái nhìn tổng quan về chi phí nên dẫn đến việc chi tiêu vượt ngân sách.</w:t>
+      </w:r>
+    </w:p>
+    <w:p>
+      <w:pPr>
+        <w:jc w:val="both"/>
+        <w:rPr>
+          <w:rFonts w:hint="default" w:ascii="Times New Roman" w:hAnsi="Times New Roman" w:cs="Times New Roman"/>
+          <w:sz w:val="24"/>
+          <w:szCs w:val="24"/>
+          <w:lang w:val="en-US"/>
+        </w:rPr>
+      </w:pPr>
+    </w:p>
+    <w:p>
+      <w:pPr>
+        <w:jc w:val="both"/>
+        <w:rPr>
+          <w:rFonts w:hint="default" w:ascii="Times New Roman" w:hAnsi="Times New Roman" w:cs="Times New Roman"/>
+          <w:sz w:val="24"/>
+          <w:szCs w:val="24"/>
+          <w:lang w:val="en-US"/>
+        </w:rPr>
+      </w:pPr>
+      <w:r>
+        <w:rPr>
+          <w:rFonts w:hint="default" w:ascii="Times New Roman" w:hAnsi="Times New Roman" w:cs="Times New Roman"/>
+          <w:sz w:val="24"/>
+          <w:szCs w:val="24"/>
+          <w:lang w:val="en-US"/>
+        </w:rPr>
+        <w:t>SpendIO cung cấp một nền tảng Offline-First tối ưu, cho phép người dùng ghi nhận nhanh chóng mọi nguồn thu, chi cá nhân kèm theo phân loại chi tiết (danh mục), tài khoản thanh toán và các mốc thời gian rõ ràng. Dựa trên dữ liệu thu thập, ứng dụng tự động tổng hợp, phân tích và biểu diễn thông tin tài chính qua các biểu đồ trực quan, giúp người dùng dễ dàng nhận diện xu hướng chi tiêu, thiết lập hạn mức ngân sách (Budget) và theo đuổi các mục tiêu tiết kiệm (Saving Goals).</w:t>
+      </w:r>
+    </w:p>
+    <w:p>
+      <w:pPr>
+        <w:jc w:val="both"/>
+        <w:rPr>
+          <w:rFonts w:hint="default" w:ascii="Times New Roman" w:hAnsi="Times New Roman" w:cs="Times New Roman"/>
+          <w:sz w:val="24"/>
+          <w:szCs w:val="24"/>
+          <w:lang w:val="en-US"/>
+        </w:rPr>
+      </w:pPr>
     </w:p>
     <w:p>
       <w:pPr>
@@ -320,188 +404,217 @@
           <w:ilvl w:val="0"/>
           <w:numId w:val="1"/>
         </w:numPr>
-        <w:tabs>
-          <w:tab w:val="clear" w:pos="420"/>
-        </w:tabs>
-        <w:ind w:left="420" w:leftChars="0" w:hanging="420" w:firstLineChars="0"/>
         <w:jc w:val="both"/>
         <w:rPr>
-          <w:rFonts w:hint="default"/>
+          <w:rFonts w:hint="default" w:ascii="Times New Roman" w:hAnsi="Times New Roman" w:cs="Times New Roman"/>
+          <w:b/>
+          <w:color w:val="000000"/>
+          <w:sz w:val="24"/>
+          <w:szCs w:val="24"/>
           <w:lang w:val="en-US"/>
         </w:rPr>
       </w:pPr>
       <w:r>
         <w:rPr>
-          <w:rFonts w:hint="default"/>
-          <w:lang w:val="en-US"/>
-        </w:rPr>
-        <w:t>Form Form đăng ký/đăng nhập có validation (email format, password length, required fields)</w:t>
+          <w:rFonts w:hint="default" w:ascii="Times New Roman" w:hAnsi="Times New Roman" w:cs="Times New Roman"/>
+          <w:b/>
+          <w:color w:val="000000"/>
+          <w:sz w:val="24"/>
+          <w:szCs w:val="24"/>
+          <w:lang w:val="en-US"/>
+        </w:rPr>
+        <w:t>LUỒNG HOẠT ĐỘNG (WORK-FLOW)</w:t>
+      </w:r>
+    </w:p>
+    <w:p>
+      <w:pPr>
+        <w:jc w:val="both"/>
+        <w:rPr>
+          <w:rFonts w:hint="default" w:ascii="Times New Roman" w:hAnsi="Times New Roman" w:cs="Times New Roman"/>
+          <w:sz w:val="24"/>
+          <w:szCs w:val="24"/>
+          <w:lang w:val="en-US"/>
+        </w:rPr>
+      </w:pPr>
+      <w:r>
+        <w:rPr>
+          <w:rFonts w:hint="default" w:ascii="Times New Roman" w:hAnsi="Times New Roman" w:cs="Times New Roman"/>
+          <w:sz w:val="24"/>
+          <w:szCs w:val="24"/>
+          <w:lang w:val="en-US"/>
+        </w:rPr>
+        <w:drawing>
+          <wp:inline distT="0" distB="0" distL="114300" distR="114300">
+            <wp:extent cx="5640705" cy="4817110"/>
+            <wp:effectExtent l="0" t="0" r="13335" b="13970"/>
+            <wp:docPr id="3" name="Picture 3" descr="Biểu đồ không có tiêu đề.drawio (2)"/>
+            <wp:cNvGraphicFramePr>
+              <a:graphicFrameLocks xmlns:a="http://schemas.openxmlformats.org/drawingml/2006/main" noChangeAspect="1"/>
+            </wp:cNvGraphicFramePr>
+            <a:graphic xmlns:a="http://schemas.openxmlformats.org/drawingml/2006/main">
+              <a:graphicData uri="http://schemas.openxmlformats.org/drawingml/2006/picture">
+                <pic:pic xmlns:pic="http://schemas.openxmlformats.org/drawingml/2006/picture">
+                  <pic:nvPicPr>
+                    <pic:cNvPr id="3" name="Picture 3" descr="Biểu đồ không có tiêu đề.drawio (2)"/>
+                    <pic:cNvPicPr>
+                      <a:picLocks noChangeAspect="1"/>
+                    </pic:cNvPicPr>
+                  </pic:nvPicPr>
+                  <pic:blipFill>
+                    <a:blip r:embed="rId4"/>
+                    <a:stretch>
+                      <a:fillRect/>
+                    </a:stretch>
+                  </pic:blipFill>
+                  <pic:spPr>
+                    <a:xfrm>
+                      <a:off x="0" y="0"/>
+                      <a:ext cx="5640705" cy="4817110"/>
+                    </a:xfrm>
+                    <a:prstGeom prst="rect">
+                      <a:avLst/>
+                    </a:prstGeom>
+                  </pic:spPr>
+                </pic:pic>
+              </a:graphicData>
+            </a:graphic>
+          </wp:inline>
+        </w:drawing>
+      </w:r>
+    </w:p>
+    <w:p>
+      <w:pPr>
+        <w:jc w:val="both"/>
+        <w:rPr>
+          <w:rFonts w:hint="default" w:ascii="Times New Roman" w:hAnsi="Times New Roman" w:cs="Times New Roman"/>
+          <w:sz w:val="24"/>
+          <w:szCs w:val="24"/>
+          <w:lang w:val="en-US"/>
+        </w:rPr>
+      </w:pPr>
+    </w:p>
+    <w:p>
+      <w:pPr>
+        <w:numPr>
+          <w:ilvl w:val="0"/>
+          <w:numId w:val="2"/>
+        </w:numPr>
+        <w:jc w:val="both"/>
+        <w:rPr>
+          <w:rFonts w:hint="default" w:ascii="Times New Roman" w:hAnsi="Times New Roman" w:cs="Times New Roman"/>
+          <w:sz w:val="24"/>
+          <w:szCs w:val="24"/>
+          <w:lang w:val="en-US"/>
+        </w:rPr>
+      </w:pPr>
+      <w:r>
+        <w:rPr>
+          <w:rFonts w:hint="default" w:ascii="Times New Roman" w:hAnsi="Times New Roman" w:cs="Times New Roman"/>
+          <w:sz w:val="24"/>
+          <w:szCs w:val="24"/>
+          <w:lang w:val="en-US"/>
+        </w:rPr>
+        <w:t>Splash &amp; Khởi tạo (Launch): Khi người dùng mở ứng dụng, hệ thống tải cơ sở dữ liệu local (SQLite) và kiểm tra trạng thái đăng nhập của người dùng.</w:t>
       </w:r>
     </w:p>
     <w:p>
       <w:pPr>
         <w:numPr>
           <w:ilvl w:val="0"/>
-          <w:numId w:val="1"/>
+          <w:numId w:val="2"/>
         </w:numPr>
-        <w:tabs>
-          <w:tab w:val="clear" w:pos="420"/>
-        </w:tabs>
-        <w:ind w:left="420" w:leftChars="0" w:hanging="420" w:firstLineChars="0"/>
+        <w:ind w:left="0" w:leftChars="0" w:firstLine="0" w:firstLineChars="0"/>
         <w:jc w:val="both"/>
         <w:rPr>
-          <w:rFonts w:hint="default"/>
+          <w:rFonts w:hint="default" w:ascii="Times New Roman" w:hAnsi="Times New Roman" w:cs="Times New Roman"/>
+          <w:sz w:val="24"/>
+          <w:szCs w:val="24"/>
           <w:lang w:val="en-US"/>
         </w:rPr>
       </w:pPr>
       <w:r>
         <w:rPr>
-          <w:rFonts w:hint="default"/>
-          <w:lang w:val="en-US"/>
-        </w:rPr>
-        <w:t>Form Form thêm giao dịch có validation (số tiền &gt; 0, danh mục bắt buộc, ngày hợp lệ)</w:t>
+          <w:rFonts w:hint="default" w:ascii="Times New Roman" w:hAnsi="Times New Roman" w:cs="Times New Roman"/>
+          <w:sz w:val="24"/>
+          <w:szCs w:val="24"/>
+          <w:lang w:val="en-US"/>
+        </w:rPr>
+        <w:t>Xác thực người dùng (Auth): Cung cấp màn hình Đăng ký / Đăng nhập hỗ trợ phương thức truyền thống (Email/Password) và nâng cao (Google Sign-In).</w:t>
       </w:r>
     </w:p>
     <w:p>
       <w:pPr>
         <w:numPr>
           <w:ilvl w:val="0"/>
-          <w:numId w:val="1"/>
+          <w:numId w:val="2"/>
         </w:numPr>
-        <w:tabs>
-          <w:tab w:val="clear" w:pos="420"/>
-        </w:tabs>
-        <w:ind w:left="420" w:leftChars="0" w:hanging="420" w:firstLineChars="0"/>
+        <w:ind w:left="0" w:leftChars="0" w:firstLine="0" w:firstLineChars="0"/>
         <w:jc w:val="both"/>
         <w:rPr>
-          <w:rFonts w:hint="default"/>
+          <w:rFonts w:hint="default" w:ascii="Times New Roman" w:hAnsi="Times New Roman" w:cs="Times New Roman"/>
+          <w:sz w:val="24"/>
+          <w:szCs w:val="24"/>
           <w:lang w:val="en-US"/>
         </w:rPr>
       </w:pPr>
       <w:r>
         <w:rPr>
-          <w:rFonts w:hint="default"/>
-          <w:lang w:val="en-US"/>
-        </w:rPr>
-        <w:t>Navigation 4+ màn hình: Splash → Auth → Home → Detail → Settings</w:t>
+          <w:rFonts w:hint="default" w:ascii="Times New Roman" w:hAnsi="Times New Roman" w:cs="Times New Roman"/>
+          <w:sz w:val="24"/>
+          <w:szCs w:val="24"/>
+          <w:lang w:val="en-US"/>
+        </w:rPr>
+        <w:t>Thiết lập ban đầu (Onboarding): Đối với tài khoản mới chưa hoàn thành thông tin cấu hình, ứng dụng dẫn hướng qua luồng Onboarding 5 bước gồm: Khai báo tên hiển thị, Nghề nghiệp, Mục tiêu tài chính, Lựa chọn loại tiền tệ và Thiết lập số dư tài sản ban đầu.</w:t>
       </w:r>
     </w:p>
     <w:p>
       <w:pPr>
         <w:numPr>
           <w:ilvl w:val="0"/>
-          <w:numId w:val="1"/>
+          <w:numId w:val="2"/>
         </w:numPr>
-        <w:tabs>
-          <w:tab w:val="clear" w:pos="420"/>
-        </w:tabs>
-        <w:ind w:left="420" w:leftChars="0" w:hanging="420" w:firstLineChars="0"/>
+        <w:ind w:left="0" w:leftChars="0" w:firstLine="0" w:firstLineChars="0"/>
         <w:jc w:val="both"/>
         <w:rPr>
-          <w:rFonts w:hint="default"/>
+          <w:rFonts w:hint="default" w:ascii="Times New Roman" w:hAnsi="Times New Roman" w:cs="Times New Roman"/>
+          <w:sz w:val="24"/>
+          <w:szCs w:val="24"/>
           <w:lang w:val="en-US"/>
         </w:rPr>
       </w:pPr>
       <w:r>
         <w:rPr>
-          <w:rFonts w:hint="default"/>
-          <w:lang w:val="en-US"/>
-        </w:rPr>
-        <w:t>State Provider/Riverpod quản lý trạng thái, chia sẻ dữ liệu không qua tham số thủ công</w:t>
+          <w:rFonts w:hint="default" w:ascii="Times New Roman" w:hAnsi="Times New Roman" w:cs="Times New Roman"/>
+          <w:sz w:val="24"/>
+          <w:szCs w:val="24"/>
+          <w:lang w:val="en-US"/>
+        </w:rPr>
+        <w:t>Home: Màn hình chính tổng hợp tài sản, các hành động thêm nhanh, biểu diễn lịch sử giao dịch gần đây, và thanh điều hướng chính.</w:t>
       </w:r>
     </w:p>
     <w:p>
       <w:pPr>
         <w:numPr>
           <w:ilvl w:val="0"/>
-          <w:numId w:val="1"/>
+          <w:numId w:val="2"/>
         </w:numPr>
-        <w:tabs>
-          <w:tab w:val="clear" w:pos="420"/>
-        </w:tabs>
-        <w:ind w:left="420" w:leftChars="0" w:hanging="420" w:firstLineChars="0"/>
+        <w:ind w:left="0" w:leftChars="0" w:firstLine="0" w:firstLineChars="0"/>
         <w:jc w:val="both"/>
         <w:rPr>
-          <w:rFonts w:hint="default"/>
+          <w:rFonts w:hint="default" w:ascii="Times New Roman" w:hAnsi="Times New Roman" w:cs="Times New Roman"/>
+          <w:sz w:val="24"/>
+          <w:szCs w:val="24"/>
           <w:lang w:val="en-US"/>
         </w:rPr>
       </w:pPr>
       <w:r>
         <w:rPr>
-          <w:rFonts w:hint="default"/>
-          <w:lang w:val="en-US"/>
-        </w:rPr>
-        <w:t>Async FutureBuilder / StreamBuilder cho dữ liệu bất đồng bộ từ Firebase</w:t>
-      </w:r>
-    </w:p>
-    <w:p>
-      <w:pPr>
-        <w:numPr>
-          <w:ilvl w:val="0"/>
-          <w:numId w:val="1"/>
-        </w:numPr>
-        <w:tabs>
-          <w:tab w:val="clear" w:pos="420"/>
-        </w:tabs>
-        <w:ind w:left="420" w:leftChars="0" w:hanging="420" w:firstLineChars="0"/>
-        <w:jc w:val="both"/>
-        <w:rPr>
-          <w:rFonts w:hint="default"/>
-          <w:lang w:val="en-US"/>
-        </w:rPr>
-      </w:pPr>
-      <w:r>
-        <w:rPr>
-          <w:rFonts w:hint="default"/>
-          <w:lang w:val="en-US"/>
-        </w:rPr>
-        <w:t>Storage Firebase Firestore lưu giao dịch, dữ liệu không mất khi restart</w:t>
-      </w:r>
-    </w:p>
-    <w:p>
-      <w:pPr>
-        <w:jc w:val="both"/>
-        <w:rPr>
-          <w:rFonts w:hint="default"/>
-          <w:lang w:val="en-US"/>
-        </w:rPr>
-      </w:pPr>
-    </w:p>
-    <w:p>
-      <w:pPr>
-        <w:jc w:val="both"/>
-        <w:rPr>
-          <w:rFonts w:hint="default"/>
-          <w:lang w:val="en-US"/>
-        </w:rPr>
-      </w:pPr>
-      <w:r>
-        <w:rPr>
-          <w:rFonts w:hint="default"/>
-          <w:lang w:val="en-US"/>
-        </w:rPr>
-        <w:t>B. Nâng cao (20đ)</w:t>
-      </w:r>
-    </w:p>
-    <w:p>
-      <w:pPr>
-        <w:numPr>
-          <w:ilvl w:val="0"/>
-          <w:numId w:val="1"/>
-        </w:numPr>
-        <w:ind w:left="420" w:leftChars="0" w:hanging="420" w:firstLineChars="0"/>
-        <w:jc w:val="both"/>
-        <w:rPr>
-          <w:rFonts w:hint="default"/>
-          <w:lang w:val="en-US"/>
-        </w:rPr>
-      </w:pPr>
-      <w:r>
-        <w:rPr>
-          <w:rFonts w:hint="default"/>
-          <w:lang w:val="en-US"/>
-        </w:rPr>
-        <w:t>Firebase Auth Đăng nhập Email/Password + Google Sign-In</w:t>
+          <w:rFonts w:hint="default" w:ascii="Times New Roman" w:hAnsi="Times New Roman" w:cs="Times New Roman"/>
+          <w:sz w:val="24"/>
+          <w:szCs w:val="24"/>
+          <w:lang w:val="en-US"/>
+        </w:rPr>
+        <w:t>Các chức năng phân hệ: Người dùng có thể tự do chuyển đổi giữa các tab Ví (Accounts), Phân tích (Insights),  Cài đặt hệ thống (Setting).</w:t>
       </w:r>
     </w:p>
     <w:p>
@@ -512,7 +625,1871 @@
         <w:ind w:leftChars="0"/>
         <w:jc w:val="both"/>
         <w:rPr>
-          <w:rFonts w:hint="default"/>
+          <w:rFonts w:hint="default" w:ascii="Times New Roman" w:hAnsi="Times New Roman" w:cs="Times New Roman"/>
+          <w:sz w:val="24"/>
+          <w:szCs w:val="24"/>
+          <w:lang w:val="en-US"/>
+        </w:rPr>
+      </w:pPr>
+    </w:p>
+    <w:p>
+      <w:pPr>
+        <w:numPr>
+          <w:ilvl w:val="0"/>
+          <w:numId w:val="1"/>
+        </w:numPr>
+        <w:jc w:val="both"/>
+        <w:rPr>
+          <w:rFonts w:hint="default" w:ascii="Times New Roman" w:hAnsi="Times New Roman" w:cs="Times New Roman"/>
+          <w:b/>
+          <w:bCs/>
+          <w:sz w:val="24"/>
+          <w:szCs w:val="24"/>
+          <w:lang w:val="en-US"/>
+        </w:rPr>
+      </w:pPr>
+      <w:r>
+        <w:rPr>
+          <w:rFonts w:hint="default" w:ascii="Times New Roman" w:hAnsi="Times New Roman" w:cs="Times New Roman"/>
+          <w:b/>
+          <w:bCs/>
+          <w:sz w:val="24"/>
+          <w:szCs w:val="24"/>
+          <w:lang w:val="en-US"/>
+        </w:rPr>
+        <w:t>CÁC CHỨC NĂNG CỦA ỨNG DỤNG</w:t>
+      </w:r>
+    </w:p>
+    <w:p>
+      <w:pPr>
+        <w:numPr>
+          <w:numId w:val="0"/>
+        </w:numPr>
+        <w:ind w:leftChars="0"/>
+        <w:jc w:val="both"/>
+        <w:rPr>
+          <w:rFonts w:hint="default" w:ascii="Times New Roman" w:hAnsi="Times New Roman" w:cs="Times New Roman"/>
+          <w:sz w:val="24"/>
+          <w:szCs w:val="24"/>
+          <w:lang w:val="en-US"/>
+        </w:rPr>
+      </w:pPr>
+    </w:p>
+    <w:tbl>
+      <w:tblPr>
+        <w:tblW w:w="9402" w:type="dxa"/>
+        <w:tblInd w:w="96" w:type="dxa"/>
+        <w:tblBorders>
+          <w:top w:val="none" w:color="auto" w:sz="0" w:space="0"/>
+          <w:left w:val="none" w:color="auto" w:sz="0" w:space="0"/>
+          <w:bottom w:val="none" w:color="auto" w:sz="0" w:space="0"/>
+          <w:right w:val="none" w:color="auto" w:sz="0" w:space="0"/>
+          <w:insideH w:val="none" w:color="auto" w:sz="0" w:space="0"/>
+          <w:insideV w:val="none" w:color="auto" w:sz="0" w:space="0"/>
+        </w:tblBorders>
+        <w:shd w:val="clear"/>
+        <w:tblLayout w:type="autofit"/>
+        <w:tblCellMar>
+          <w:top w:w="0" w:type="dxa"/>
+          <w:left w:w="108" w:type="dxa"/>
+          <w:bottom w:w="0" w:type="dxa"/>
+          <w:right w:w="108" w:type="dxa"/>
+        </w:tblCellMar>
+      </w:tblPr>
+      <w:tblGrid>
+        <w:gridCol w:w="2340"/>
+        <w:gridCol w:w="5604"/>
+        <w:gridCol w:w="1458"/>
+      </w:tblGrid>
+      <w:tr>
+        <w:tblPrEx>
+          <w:tblBorders>
+            <w:top w:val="none" w:color="auto" w:sz="0" w:space="0"/>
+            <w:left w:val="none" w:color="auto" w:sz="0" w:space="0"/>
+            <w:bottom w:val="none" w:color="auto" w:sz="0" w:space="0"/>
+            <w:right w:val="none" w:color="auto" w:sz="0" w:space="0"/>
+            <w:insideH w:val="none" w:color="auto" w:sz="0" w:space="0"/>
+            <w:insideV w:val="none" w:color="auto" w:sz="0" w:space="0"/>
+          </w:tblBorders>
+        </w:tblPrEx>
+        <w:trPr>
+          <w:trHeight w:val="536" w:hRule="atLeast"/>
+        </w:trPr>
+        <w:tc>
+          <w:tcPr>
+            <w:tcW w:w="2340" w:type="dxa"/>
+            <w:tcBorders>
+              <w:top w:val="single" w:color="000000" w:sz="4" w:space="0"/>
+              <w:left w:val="single" w:color="000000" w:sz="4" w:space="0"/>
+              <w:bottom w:val="single" w:color="000000" w:sz="4" w:space="0"/>
+              <w:right w:val="single" w:color="000000" w:sz="4" w:space="0"/>
+            </w:tcBorders>
+            <w:shd w:val="clear" w:color="auto" w:fill="DDEBF7"/>
+            <w:vAlign w:val="center"/>
+          </w:tcPr>
+          <w:p>
+            <w:pPr>
+              <w:keepNext w:val="0"/>
+              <w:keepLines w:val="0"/>
+              <w:widowControl/>
+              <w:suppressLineNumbers w:val="0"/>
+              <w:jc w:val="left"/>
+              <w:textAlignment w:val="center"/>
+              <w:rPr>
+                <w:rFonts w:hint="default" w:ascii="Times New Roman" w:hAnsi="Times New Roman" w:cs="Times New Roman"/>
+                <w:b/>
+                <w:bCs/>
+                <w:i w:val="0"/>
+                <w:iCs w:val="0"/>
+                <w:color w:val="1E293B"/>
+                <w:sz w:val="24"/>
+                <w:szCs w:val="24"/>
+                <w:u w:val="none"/>
+              </w:rPr>
+            </w:pPr>
+            <w:r>
+              <w:rPr>
+                <w:rFonts w:hint="default" w:ascii="Times New Roman" w:hAnsi="Times New Roman" w:eastAsia="SimSun" w:cs="Times New Roman"/>
+                <w:b/>
+                <w:bCs/>
+                <w:i w:val="0"/>
+                <w:iCs w:val="0"/>
+                <w:color w:val="1E293B"/>
+                <w:kern w:val="0"/>
+                <w:sz w:val="24"/>
+                <w:szCs w:val="24"/>
+                <w:u w:val="none"/>
+                <w:bdr w:val="none" w:color="auto" w:sz="0" w:space="0"/>
+                <w:lang w:val="en-US" w:eastAsia="zh-CN" w:bidi="ar"/>
+              </w:rPr>
+              <w:t>Phân hệ / Tính năng</w:t>
+            </w:r>
+          </w:p>
+        </w:tc>
+        <w:tc>
+          <w:tcPr>
+            <w:tcW w:w="5604" w:type="dxa"/>
+            <w:tcBorders>
+              <w:top w:val="single" w:color="000000" w:sz="4" w:space="0"/>
+              <w:left w:val="single" w:color="000000" w:sz="4" w:space="0"/>
+              <w:bottom w:val="single" w:color="000000" w:sz="4" w:space="0"/>
+              <w:right w:val="single" w:color="000000" w:sz="4" w:space="0"/>
+            </w:tcBorders>
+            <w:shd w:val="clear" w:color="auto" w:fill="DDEBF7"/>
+            <w:vAlign w:val="center"/>
+          </w:tcPr>
+          <w:p>
+            <w:pPr>
+              <w:keepNext w:val="0"/>
+              <w:keepLines w:val="0"/>
+              <w:widowControl/>
+              <w:suppressLineNumbers w:val="0"/>
+              <w:jc w:val="left"/>
+              <w:textAlignment w:val="center"/>
+              <w:rPr>
+                <w:rFonts w:hint="default" w:ascii="Times New Roman" w:hAnsi="Times New Roman" w:cs="Times New Roman"/>
+                <w:b/>
+                <w:bCs/>
+                <w:i w:val="0"/>
+                <w:iCs w:val="0"/>
+                <w:color w:val="1E293B"/>
+                <w:sz w:val="24"/>
+                <w:szCs w:val="24"/>
+                <w:u w:val="none"/>
+              </w:rPr>
+            </w:pPr>
+            <w:r>
+              <w:rPr>
+                <w:rFonts w:hint="default" w:ascii="Times New Roman" w:hAnsi="Times New Roman" w:eastAsia="SimSun" w:cs="Times New Roman"/>
+                <w:b/>
+                <w:bCs/>
+                <w:i w:val="0"/>
+                <w:iCs w:val="0"/>
+                <w:color w:val="1E293B"/>
+                <w:kern w:val="0"/>
+                <w:sz w:val="24"/>
+                <w:szCs w:val="24"/>
+                <w:u w:val="none"/>
+                <w:bdr w:val="none" w:color="auto" w:sz="0" w:space="0"/>
+                <w:lang w:val="en-US" w:eastAsia="zh-CN" w:bidi="ar"/>
+              </w:rPr>
+              <w:t>Mô tả chi tiết và kỹ thuật áp dụng</w:t>
+            </w:r>
+          </w:p>
+        </w:tc>
+        <w:tc>
+          <w:tcPr>
+            <w:tcW w:w="1458" w:type="dxa"/>
+            <w:tcBorders>
+              <w:top w:val="single" w:color="000000" w:sz="4" w:space="0"/>
+              <w:left w:val="single" w:color="000000" w:sz="4" w:space="0"/>
+              <w:bottom w:val="single" w:color="000000" w:sz="4" w:space="0"/>
+              <w:right w:val="single" w:color="000000" w:sz="4" w:space="0"/>
+            </w:tcBorders>
+            <w:shd w:val="clear" w:color="auto" w:fill="DDEBF7"/>
+            <w:vAlign w:val="center"/>
+          </w:tcPr>
+          <w:p>
+            <w:pPr>
+              <w:keepNext w:val="0"/>
+              <w:keepLines w:val="0"/>
+              <w:widowControl/>
+              <w:suppressLineNumbers w:val="0"/>
+              <w:jc w:val="left"/>
+              <w:textAlignment w:val="center"/>
+              <w:rPr>
+                <w:rFonts w:hint="default" w:ascii="Times New Roman" w:hAnsi="Times New Roman" w:cs="Times New Roman"/>
+                <w:b/>
+                <w:bCs/>
+                <w:i w:val="0"/>
+                <w:iCs w:val="0"/>
+                <w:color w:val="1E293B"/>
+                <w:sz w:val="24"/>
+                <w:szCs w:val="24"/>
+                <w:u w:val="none"/>
+              </w:rPr>
+            </w:pPr>
+            <w:r>
+              <w:rPr>
+                <w:rFonts w:hint="default" w:ascii="Times New Roman" w:hAnsi="Times New Roman" w:eastAsia="SimSun" w:cs="Times New Roman"/>
+                <w:b/>
+                <w:bCs/>
+                <w:i w:val="0"/>
+                <w:iCs w:val="0"/>
+                <w:color w:val="1E293B"/>
+                <w:kern w:val="0"/>
+                <w:sz w:val="24"/>
+                <w:szCs w:val="24"/>
+                <w:u w:val="none"/>
+                <w:bdr w:val="none" w:color="auto" w:sz="0" w:space="0"/>
+                <w:lang w:val="en-US" w:eastAsia="zh-CN" w:bidi="ar"/>
+              </w:rPr>
+              <w:t>Trạng thái</w:t>
+            </w:r>
+          </w:p>
+        </w:tc>
+      </w:tr>
+      <w:tr>
+        <w:tblPrEx>
+          <w:tblBorders>
+            <w:top w:val="none" w:color="auto" w:sz="0" w:space="0"/>
+            <w:left w:val="none" w:color="auto" w:sz="0" w:space="0"/>
+            <w:bottom w:val="none" w:color="auto" w:sz="0" w:space="0"/>
+            <w:right w:val="none" w:color="auto" w:sz="0" w:space="0"/>
+            <w:insideH w:val="none" w:color="auto" w:sz="0" w:space="0"/>
+            <w:insideV w:val="none" w:color="auto" w:sz="0" w:space="0"/>
+          </w:tblBorders>
+          <w:tblCellMar>
+            <w:top w:w="0" w:type="dxa"/>
+            <w:left w:w="108" w:type="dxa"/>
+            <w:bottom w:w="0" w:type="dxa"/>
+            <w:right w:w="108" w:type="dxa"/>
+          </w:tblCellMar>
+        </w:tblPrEx>
+        <w:trPr>
+          <w:trHeight w:val="828" w:hRule="atLeast"/>
+        </w:trPr>
+        <w:tc>
+          <w:tcPr>
+            <w:tcW w:w="2340" w:type="dxa"/>
+            <w:tcBorders>
+              <w:top w:val="single" w:color="000000" w:sz="4" w:space="0"/>
+              <w:left w:val="single" w:color="000000" w:sz="4" w:space="0"/>
+              <w:bottom w:val="single" w:color="000000" w:sz="4" w:space="0"/>
+              <w:right w:val="single" w:color="000000" w:sz="4" w:space="0"/>
+            </w:tcBorders>
+            <w:shd w:val="clear" w:color="auto" w:fill="FFFFFF"/>
+            <w:vAlign w:val="center"/>
+          </w:tcPr>
+          <w:p>
+            <w:pPr>
+              <w:keepNext w:val="0"/>
+              <w:keepLines w:val="0"/>
+              <w:widowControl/>
+              <w:suppressLineNumbers w:val="0"/>
+              <w:jc w:val="left"/>
+              <w:textAlignment w:val="center"/>
+              <w:rPr>
+                <w:rFonts w:hint="default" w:ascii="Times New Roman" w:hAnsi="Times New Roman" w:cs="Times New Roman"/>
+                <w:b/>
+                <w:bCs/>
+                <w:i w:val="0"/>
+                <w:iCs w:val="0"/>
+                <w:color w:val="1E293B"/>
+                <w:sz w:val="24"/>
+                <w:szCs w:val="24"/>
+                <w:u w:val="none"/>
+              </w:rPr>
+            </w:pPr>
+            <w:r>
+              <w:rPr>
+                <w:rFonts w:hint="default" w:ascii="Times New Roman" w:hAnsi="Times New Roman" w:eastAsia="SimSun" w:cs="Times New Roman"/>
+                <w:b/>
+                <w:bCs/>
+                <w:i w:val="0"/>
+                <w:iCs w:val="0"/>
+                <w:color w:val="1E293B"/>
+                <w:kern w:val="0"/>
+                <w:sz w:val="24"/>
+                <w:szCs w:val="24"/>
+                <w:u w:val="none"/>
+                <w:bdr w:val="none" w:color="auto" w:sz="0" w:space="0"/>
+                <w:lang w:val="en-US" w:eastAsia="zh-CN" w:bidi="ar"/>
+              </w:rPr>
+              <w:t>Đăng nhập &amp; Đăng ký</w:t>
+            </w:r>
+          </w:p>
+        </w:tc>
+        <w:tc>
+          <w:tcPr>
+            <w:tcW w:w="5604" w:type="dxa"/>
+            <w:tcBorders>
+              <w:top w:val="single" w:color="000000" w:sz="4" w:space="0"/>
+              <w:left w:val="single" w:color="000000" w:sz="4" w:space="0"/>
+              <w:bottom w:val="single" w:color="000000" w:sz="4" w:space="0"/>
+              <w:right w:val="single" w:color="000000" w:sz="4" w:space="0"/>
+            </w:tcBorders>
+            <w:shd w:val="clear" w:color="auto" w:fill="FFFFFF"/>
+            <w:vAlign w:val="center"/>
+          </w:tcPr>
+          <w:p>
+            <w:pPr>
+              <w:keepNext w:val="0"/>
+              <w:keepLines w:val="0"/>
+              <w:widowControl/>
+              <w:suppressLineNumbers w:val="0"/>
+              <w:jc w:val="left"/>
+              <w:textAlignment w:val="center"/>
+              <w:rPr>
+                <w:rFonts w:hint="default" w:ascii="Times New Roman" w:hAnsi="Times New Roman" w:cs="Times New Roman"/>
+                <w:i w:val="0"/>
+                <w:iCs w:val="0"/>
+                <w:color w:val="1E293B"/>
+                <w:sz w:val="24"/>
+                <w:szCs w:val="24"/>
+                <w:u w:val="none"/>
+              </w:rPr>
+            </w:pPr>
+            <w:r>
+              <w:rPr>
+                <w:rFonts w:hint="default" w:ascii="Times New Roman" w:hAnsi="Times New Roman" w:eastAsia="SimSun" w:cs="Times New Roman"/>
+                <w:i w:val="0"/>
+                <w:iCs w:val="0"/>
+                <w:color w:val="1E293B"/>
+                <w:kern w:val="0"/>
+                <w:sz w:val="24"/>
+                <w:szCs w:val="24"/>
+                <w:u w:val="none"/>
+                <w:bdr w:val="none" w:color="auto" w:sz="0" w:space="0"/>
+                <w:lang w:val="en-US" w:eastAsia="zh-CN" w:bidi="ar"/>
+              </w:rPr>
+              <w:t>Hỗ trợ đăng ký và đăng nhập bằng Email/Password kèm kiểm tra định dạng nhập liệu (Validation) và đăng nhập nhanh bằng Google Account thông qua Firebase Auth.</w:t>
+            </w:r>
+          </w:p>
+        </w:tc>
+        <w:tc>
+          <w:tcPr>
+            <w:tcW w:w="1458" w:type="dxa"/>
+            <w:tcBorders>
+              <w:top w:val="single" w:color="000000" w:sz="4" w:space="0"/>
+              <w:left w:val="single" w:color="000000" w:sz="4" w:space="0"/>
+              <w:bottom w:val="single" w:color="000000" w:sz="4" w:space="0"/>
+              <w:right w:val="single" w:color="000000" w:sz="4" w:space="0"/>
+            </w:tcBorders>
+            <w:shd w:val="clear" w:color="auto" w:fill="FFFFFF"/>
+            <w:vAlign w:val="center"/>
+          </w:tcPr>
+          <w:p>
+            <w:pPr>
+              <w:keepNext w:val="0"/>
+              <w:keepLines w:val="0"/>
+              <w:widowControl/>
+              <w:suppressLineNumbers w:val="0"/>
+              <w:jc w:val="left"/>
+              <w:textAlignment w:val="center"/>
+              <w:rPr>
+                <w:rFonts w:hint="default" w:ascii="Times New Roman" w:hAnsi="Times New Roman" w:cs="Times New Roman"/>
+                <w:i w:val="0"/>
+                <w:iCs w:val="0"/>
+                <w:color w:val="15803D"/>
+                <w:sz w:val="24"/>
+                <w:szCs w:val="24"/>
+                <w:u w:val="none"/>
+              </w:rPr>
+            </w:pPr>
+            <w:r>
+              <w:rPr>
+                <w:rFonts w:hint="default" w:ascii="Times New Roman" w:hAnsi="Times New Roman" w:eastAsia="SimSun" w:cs="Times New Roman"/>
+                <w:i w:val="0"/>
+                <w:iCs w:val="0"/>
+                <w:color w:val="15803D"/>
+                <w:kern w:val="0"/>
+                <w:sz w:val="24"/>
+                <w:szCs w:val="24"/>
+                <w:u w:val="none"/>
+                <w:bdr w:val="none" w:color="auto" w:sz="0" w:space="0"/>
+                <w:lang w:val="en-US" w:eastAsia="zh-CN" w:bidi="ar"/>
+              </w:rPr>
+              <w:t>Hoàn thành</w:t>
+            </w:r>
+          </w:p>
+        </w:tc>
+      </w:tr>
+      <w:tr>
+        <w:tblPrEx>
+          <w:tblBorders>
+            <w:top w:val="none" w:color="auto" w:sz="0" w:space="0"/>
+            <w:left w:val="none" w:color="auto" w:sz="0" w:space="0"/>
+            <w:bottom w:val="none" w:color="auto" w:sz="0" w:space="0"/>
+            <w:right w:val="none" w:color="auto" w:sz="0" w:space="0"/>
+            <w:insideH w:val="none" w:color="auto" w:sz="0" w:space="0"/>
+            <w:insideV w:val="none" w:color="auto" w:sz="0" w:space="0"/>
+          </w:tblBorders>
+          <w:tblCellMar>
+            <w:top w:w="0" w:type="dxa"/>
+            <w:left w:w="108" w:type="dxa"/>
+            <w:bottom w:w="0" w:type="dxa"/>
+            <w:right w:w="108" w:type="dxa"/>
+          </w:tblCellMar>
+        </w:tblPrEx>
+        <w:trPr>
+          <w:trHeight w:val="828" w:hRule="atLeast"/>
+        </w:trPr>
+        <w:tc>
+          <w:tcPr>
+            <w:tcW w:w="2340" w:type="dxa"/>
+            <w:tcBorders>
+              <w:top w:val="single" w:color="000000" w:sz="4" w:space="0"/>
+              <w:left w:val="single" w:color="000000" w:sz="4" w:space="0"/>
+              <w:bottom w:val="single" w:color="000000" w:sz="4" w:space="0"/>
+              <w:right w:val="single" w:color="000000" w:sz="4" w:space="0"/>
+            </w:tcBorders>
+            <w:shd w:val="clear" w:color="auto" w:fill="FFFFFF"/>
+            <w:vAlign w:val="center"/>
+          </w:tcPr>
+          <w:p>
+            <w:pPr>
+              <w:keepNext w:val="0"/>
+              <w:keepLines w:val="0"/>
+              <w:widowControl/>
+              <w:suppressLineNumbers w:val="0"/>
+              <w:jc w:val="left"/>
+              <w:textAlignment w:val="center"/>
+              <w:rPr>
+                <w:rFonts w:hint="default" w:ascii="Times New Roman" w:hAnsi="Times New Roman" w:cs="Times New Roman"/>
+                <w:b/>
+                <w:bCs/>
+                <w:i w:val="0"/>
+                <w:iCs w:val="0"/>
+                <w:color w:val="1E293B"/>
+                <w:sz w:val="24"/>
+                <w:szCs w:val="24"/>
+                <w:u w:val="none"/>
+              </w:rPr>
+            </w:pPr>
+            <w:r>
+              <w:rPr>
+                <w:rFonts w:hint="default" w:ascii="Times New Roman" w:hAnsi="Times New Roman" w:eastAsia="SimSun" w:cs="Times New Roman"/>
+                <w:b/>
+                <w:bCs/>
+                <w:i w:val="0"/>
+                <w:iCs w:val="0"/>
+                <w:color w:val="1E293B"/>
+                <w:kern w:val="0"/>
+                <w:sz w:val="24"/>
+                <w:szCs w:val="24"/>
+                <w:u w:val="none"/>
+                <w:bdr w:val="none" w:color="auto" w:sz="0" w:space="0"/>
+                <w:lang w:val="en-US" w:eastAsia="zh-CN" w:bidi="ar"/>
+              </w:rPr>
+              <w:t>Cấu hình Onboarding</w:t>
+            </w:r>
+          </w:p>
+        </w:tc>
+        <w:tc>
+          <w:tcPr>
+            <w:tcW w:w="5604" w:type="dxa"/>
+            <w:tcBorders>
+              <w:top w:val="single" w:color="000000" w:sz="4" w:space="0"/>
+              <w:left w:val="single" w:color="000000" w:sz="4" w:space="0"/>
+              <w:bottom w:val="single" w:color="000000" w:sz="4" w:space="0"/>
+              <w:right w:val="single" w:color="000000" w:sz="4" w:space="0"/>
+            </w:tcBorders>
+            <w:shd w:val="clear" w:color="auto" w:fill="FFFFFF"/>
+            <w:vAlign w:val="center"/>
+          </w:tcPr>
+          <w:p>
+            <w:pPr>
+              <w:keepNext w:val="0"/>
+              <w:keepLines w:val="0"/>
+              <w:widowControl/>
+              <w:suppressLineNumbers w:val="0"/>
+              <w:jc w:val="left"/>
+              <w:textAlignment w:val="center"/>
+              <w:rPr>
+                <w:rFonts w:hint="default" w:ascii="Times New Roman" w:hAnsi="Times New Roman" w:cs="Times New Roman"/>
+                <w:i w:val="0"/>
+                <w:iCs w:val="0"/>
+                <w:color w:val="1E293B"/>
+                <w:sz w:val="24"/>
+                <w:szCs w:val="24"/>
+                <w:u w:val="none"/>
+              </w:rPr>
+            </w:pPr>
+            <w:r>
+              <w:rPr>
+                <w:rFonts w:hint="default" w:ascii="Times New Roman" w:hAnsi="Times New Roman" w:eastAsia="SimSun" w:cs="Times New Roman"/>
+                <w:i w:val="0"/>
+                <w:iCs w:val="0"/>
+                <w:color w:val="1E293B"/>
+                <w:kern w:val="0"/>
+                <w:sz w:val="24"/>
+                <w:szCs w:val="24"/>
+                <w:u w:val="none"/>
+                <w:bdr w:val="none" w:color="auto" w:sz="0" w:space="0"/>
+                <w:lang w:val="en-US" w:eastAsia="zh-CN" w:bidi="ar"/>
+              </w:rPr>
+              <w:t>Luồng thiết lập hồ sơ gồm 5 giai đoạn, hỗ trợ chọn đơn vị tiền tệ thế giới bằng tìm kiếm, đồng bộ thông tin cấu hình trực tiếp vào SQLite và Firebase Firestore.</w:t>
+            </w:r>
+          </w:p>
+        </w:tc>
+        <w:tc>
+          <w:tcPr>
+            <w:tcW w:w="1458" w:type="dxa"/>
+            <w:tcBorders>
+              <w:top w:val="single" w:color="000000" w:sz="4" w:space="0"/>
+              <w:left w:val="single" w:color="000000" w:sz="4" w:space="0"/>
+              <w:bottom w:val="single" w:color="000000" w:sz="4" w:space="0"/>
+              <w:right w:val="single" w:color="000000" w:sz="4" w:space="0"/>
+            </w:tcBorders>
+            <w:shd w:val="clear" w:color="auto" w:fill="FFFFFF"/>
+            <w:vAlign w:val="center"/>
+          </w:tcPr>
+          <w:p>
+            <w:pPr>
+              <w:keepNext w:val="0"/>
+              <w:keepLines w:val="0"/>
+              <w:widowControl/>
+              <w:suppressLineNumbers w:val="0"/>
+              <w:jc w:val="left"/>
+              <w:textAlignment w:val="center"/>
+              <w:rPr>
+                <w:rFonts w:hint="default" w:ascii="Times New Roman" w:hAnsi="Times New Roman" w:cs="Times New Roman"/>
+                <w:i w:val="0"/>
+                <w:iCs w:val="0"/>
+                <w:color w:val="15803D"/>
+                <w:sz w:val="24"/>
+                <w:szCs w:val="24"/>
+                <w:u w:val="none"/>
+              </w:rPr>
+            </w:pPr>
+            <w:r>
+              <w:rPr>
+                <w:rFonts w:hint="default" w:ascii="Times New Roman" w:hAnsi="Times New Roman" w:eastAsia="SimSun" w:cs="Times New Roman"/>
+                <w:i w:val="0"/>
+                <w:iCs w:val="0"/>
+                <w:color w:val="15803D"/>
+                <w:kern w:val="0"/>
+                <w:sz w:val="24"/>
+                <w:szCs w:val="24"/>
+                <w:u w:val="none"/>
+                <w:bdr w:val="none" w:color="auto" w:sz="0" w:space="0"/>
+                <w:lang w:val="en-US" w:eastAsia="zh-CN" w:bidi="ar"/>
+              </w:rPr>
+              <w:t>Hoàn thành</w:t>
+            </w:r>
+          </w:p>
+        </w:tc>
+      </w:tr>
+      <w:tr>
+        <w:tblPrEx>
+          <w:tblBorders>
+            <w:top w:val="none" w:color="auto" w:sz="0" w:space="0"/>
+            <w:left w:val="none" w:color="auto" w:sz="0" w:space="0"/>
+            <w:bottom w:val="none" w:color="auto" w:sz="0" w:space="0"/>
+            <w:right w:val="none" w:color="auto" w:sz="0" w:space="0"/>
+            <w:insideH w:val="none" w:color="auto" w:sz="0" w:space="0"/>
+            <w:insideV w:val="none" w:color="auto" w:sz="0" w:space="0"/>
+          </w:tblBorders>
+          <w:shd w:val="clear"/>
+          <w:tblCellMar>
+            <w:top w:w="0" w:type="dxa"/>
+            <w:left w:w="108" w:type="dxa"/>
+            <w:bottom w:w="0" w:type="dxa"/>
+            <w:right w:w="108" w:type="dxa"/>
+          </w:tblCellMar>
+        </w:tblPrEx>
+        <w:trPr>
+          <w:trHeight w:val="552" w:hRule="atLeast"/>
+        </w:trPr>
+        <w:tc>
+          <w:tcPr>
+            <w:tcW w:w="2340" w:type="dxa"/>
+            <w:tcBorders>
+              <w:top w:val="single" w:color="000000" w:sz="4" w:space="0"/>
+              <w:left w:val="single" w:color="000000" w:sz="4" w:space="0"/>
+              <w:bottom w:val="single" w:color="000000" w:sz="4" w:space="0"/>
+              <w:right w:val="single" w:color="000000" w:sz="4" w:space="0"/>
+            </w:tcBorders>
+            <w:shd w:val="clear" w:color="auto" w:fill="FFFFFF"/>
+            <w:vAlign w:val="center"/>
+          </w:tcPr>
+          <w:p>
+            <w:pPr>
+              <w:keepNext w:val="0"/>
+              <w:keepLines w:val="0"/>
+              <w:widowControl/>
+              <w:suppressLineNumbers w:val="0"/>
+              <w:jc w:val="left"/>
+              <w:textAlignment w:val="center"/>
+              <w:rPr>
+                <w:rFonts w:hint="default" w:ascii="Times New Roman" w:hAnsi="Times New Roman" w:cs="Times New Roman"/>
+                <w:b/>
+                <w:bCs/>
+                <w:i w:val="0"/>
+                <w:iCs w:val="0"/>
+                <w:color w:val="1E293B"/>
+                <w:sz w:val="24"/>
+                <w:szCs w:val="24"/>
+                <w:u w:val="none"/>
+              </w:rPr>
+            </w:pPr>
+            <w:r>
+              <w:rPr>
+                <w:rFonts w:hint="default" w:ascii="Times New Roman" w:hAnsi="Times New Roman" w:eastAsia="SimSun" w:cs="Times New Roman"/>
+                <w:b/>
+                <w:bCs/>
+                <w:i w:val="0"/>
+                <w:iCs w:val="0"/>
+                <w:color w:val="1E293B"/>
+                <w:kern w:val="0"/>
+                <w:sz w:val="24"/>
+                <w:szCs w:val="24"/>
+                <w:u w:val="none"/>
+                <w:bdr w:val="none" w:color="auto" w:sz="0" w:space="0"/>
+                <w:lang w:val="en-US" w:eastAsia="zh-CN" w:bidi="ar"/>
+              </w:rPr>
+              <w:t>Quản lý Tài khoản / Ví</w:t>
+            </w:r>
+          </w:p>
+        </w:tc>
+        <w:tc>
+          <w:tcPr>
+            <w:tcW w:w="5604" w:type="dxa"/>
+            <w:tcBorders>
+              <w:top w:val="single" w:color="000000" w:sz="4" w:space="0"/>
+              <w:left w:val="single" w:color="000000" w:sz="4" w:space="0"/>
+              <w:bottom w:val="single" w:color="000000" w:sz="4" w:space="0"/>
+              <w:right w:val="single" w:color="000000" w:sz="4" w:space="0"/>
+            </w:tcBorders>
+            <w:shd w:val="clear" w:color="auto" w:fill="FFFFFF"/>
+            <w:vAlign w:val="center"/>
+          </w:tcPr>
+          <w:p>
+            <w:pPr>
+              <w:keepNext w:val="0"/>
+              <w:keepLines w:val="0"/>
+              <w:widowControl/>
+              <w:suppressLineNumbers w:val="0"/>
+              <w:jc w:val="left"/>
+              <w:textAlignment w:val="center"/>
+              <w:rPr>
+                <w:rFonts w:hint="default" w:ascii="Times New Roman" w:hAnsi="Times New Roman" w:cs="Times New Roman"/>
+                <w:i w:val="0"/>
+                <w:iCs w:val="0"/>
+                <w:color w:val="1E293B"/>
+                <w:sz w:val="24"/>
+                <w:szCs w:val="24"/>
+                <w:u w:val="none"/>
+              </w:rPr>
+            </w:pPr>
+            <w:r>
+              <w:rPr>
+                <w:rFonts w:hint="default" w:ascii="Times New Roman" w:hAnsi="Times New Roman" w:eastAsia="SimSun" w:cs="Times New Roman"/>
+                <w:i w:val="0"/>
+                <w:iCs w:val="0"/>
+                <w:color w:val="1E293B"/>
+                <w:kern w:val="0"/>
+                <w:sz w:val="24"/>
+                <w:szCs w:val="24"/>
+                <w:u w:val="none"/>
+                <w:bdr w:val="none" w:color="auto" w:sz="0" w:space="0"/>
+                <w:lang w:val="en-US" w:eastAsia="zh-CN" w:bidi="ar"/>
+              </w:rPr>
+              <w:t xml:space="preserve">Thêm, sửa, xóa các ví ). Cho phép cấu hình tên ví, loại ví, số dư ban đầu, loại tiền tệ </w:t>
+            </w:r>
+          </w:p>
+        </w:tc>
+        <w:tc>
+          <w:tcPr>
+            <w:tcW w:w="1458" w:type="dxa"/>
+            <w:tcBorders>
+              <w:top w:val="single" w:color="000000" w:sz="4" w:space="0"/>
+              <w:left w:val="single" w:color="000000" w:sz="4" w:space="0"/>
+              <w:bottom w:val="single" w:color="000000" w:sz="4" w:space="0"/>
+              <w:right w:val="single" w:color="000000" w:sz="4" w:space="0"/>
+            </w:tcBorders>
+            <w:shd w:val="clear" w:color="auto" w:fill="FFFFFF"/>
+            <w:vAlign w:val="center"/>
+          </w:tcPr>
+          <w:p>
+            <w:pPr>
+              <w:keepNext w:val="0"/>
+              <w:keepLines w:val="0"/>
+              <w:widowControl/>
+              <w:suppressLineNumbers w:val="0"/>
+              <w:jc w:val="left"/>
+              <w:textAlignment w:val="center"/>
+              <w:rPr>
+                <w:rFonts w:hint="default" w:ascii="Times New Roman" w:hAnsi="Times New Roman" w:cs="Times New Roman"/>
+                <w:i w:val="0"/>
+                <w:iCs w:val="0"/>
+                <w:color w:val="15803D"/>
+                <w:sz w:val="24"/>
+                <w:szCs w:val="24"/>
+                <w:u w:val="none"/>
+              </w:rPr>
+            </w:pPr>
+            <w:r>
+              <w:rPr>
+                <w:rFonts w:hint="default" w:ascii="Times New Roman" w:hAnsi="Times New Roman" w:eastAsia="SimSun" w:cs="Times New Roman"/>
+                <w:i w:val="0"/>
+                <w:iCs w:val="0"/>
+                <w:color w:val="15803D"/>
+                <w:kern w:val="0"/>
+                <w:sz w:val="24"/>
+                <w:szCs w:val="24"/>
+                <w:u w:val="none"/>
+                <w:bdr w:val="none" w:color="auto" w:sz="0" w:space="0"/>
+                <w:lang w:val="en-US" w:eastAsia="zh-CN" w:bidi="ar"/>
+              </w:rPr>
+              <w:t>Hoàn thành</w:t>
+            </w:r>
+          </w:p>
+        </w:tc>
+      </w:tr>
+      <w:tr>
+        <w:tblPrEx>
+          <w:tblBorders>
+            <w:top w:val="none" w:color="auto" w:sz="0" w:space="0"/>
+            <w:left w:val="none" w:color="auto" w:sz="0" w:space="0"/>
+            <w:bottom w:val="none" w:color="auto" w:sz="0" w:space="0"/>
+            <w:right w:val="none" w:color="auto" w:sz="0" w:space="0"/>
+            <w:insideH w:val="none" w:color="auto" w:sz="0" w:space="0"/>
+            <w:insideV w:val="none" w:color="auto" w:sz="0" w:space="0"/>
+          </w:tblBorders>
+          <w:tblCellMar>
+            <w:top w:w="0" w:type="dxa"/>
+            <w:left w:w="108" w:type="dxa"/>
+            <w:bottom w:w="0" w:type="dxa"/>
+            <w:right w:w="108" w:type="dxa"/>
+          </w:tblCellMar>
+        </w:tblPrEx>
+        <w:trPr>
+          <w:trHeight w:val="1104" w:hRule="atLeast"/>
+        </w:trPr>
+        <w:tc>
+          <w:tcPr>
+            <w:tcW w:w="2340" w:type="dxa"/>
+            <w:tcBorders>
+              <w:top w:val="single" w:color="000000" w:sz="4" w:space="0"/>
+              <w:left w:val="single" w:color="000000" w:sz="4" w:space="0"/>
+              <w:bottom w:val="single" w:color="000000" w:sz="4" w:space="0"/>
+              <w:right w:val="single" w:color="000000" w:sz="4" w:space="0"/>
+            </w:tcBorders>
+            <w:shd w:val="clear" w:color="auto" w:fill="FFFFFF"/>
+            <w:vAlign w:val="center"/>
+          </w:tcPr>
+          <w:p>
+            <w:pPr>
+              <w:keepNext w:val="0"/>
+              <w:keepLines w:val="0"/>
+              <w:widowControl/>
+              <w:suppressLineNumbers w:val="0"/>
+              <w:jc w:val="left"/>
+              <w:textAlignment w:val="center"/>
+              <w:rPr>
+                <w:rFonts w:hint="default" w:ascii="Times New Roman" w:hAnsi="Times New Roman" w:cs="Times New Roman"/>
+                <w:b/>
+                <w:bCs/>
+                <w:i w:val="0"/>
+                <w:iCs w:val="0"/>
+                <w:color w:val="1E293B"/>
+                <w:sz w:val="24"/>
+                <w:szCs w:val="24"/>
+                <w:u w:val="none"/>
+              </w:rPr>
+            </w:pPr>
+            <w:r>
+              <w:rPr>
+                <w:rFonts w:hint="default" w:ascii="Times New Roman" w:hAnsi="Times New Roman" w:eastAsia="SimSun" w:cs="Times New Roman"/>
+                <w:b/>
+                <w:bCs/>
+                <w:i w:val="0"/>
+                <w:iCs w:val="0"/>
+                <w:color w:val="1E293B"/>
+                <w:kern w:val="0"/>
+                <w:sz w:val="24"/>
+                <w:szCs w:val="24"/>
+                <w:u w:val="none"/>
+                <w:bdr w:val="none" w:color="auto" w:sz="0" w:space="0"/>
+                <w:lang w:val="en-US" w:eastAsia="zh-CN" w:bidi="ar"/>
+              </w:rPr>
+              <w:t>Ghi nhận Giao dịch</w:t>
+            </w:r>
+          </w:p>
+        </w:tc>
+        <w:tc>
+          <w:tcPr>
+            <w:tcW w:w="5604" w:type="dxa"/>
+            <w:tcBorders>
+              <w:top w:val="single" w:color="000000" w:sz="4" w:space="0"/>
+              <w:left w:val="single" w:color="000000" w:sz="4" w:space="0"/>
+              <w:bottom w:val="single" w:color="000000" w:sz="4" w:space="0"/>
+              <w:right w:val="single" w:color="000000" w:sz="4" w:space="0"/>
+            </w:tcBorders>
+            <w:shd w:val="clear" w:color="auto" w:fill="FFFFFF"/>
+            <w:vAlign w:val="center"/>
+          </w:tcPr>
+          <w:p>
+            <w:pPr>
+              <w:keepNext w:val="0"/>
+              <w:keepLines w:val="0"/>
+              <w:widowControl/>
+              <w:suppressLineNumbers w:val="0"/>
+              <w:jc w:val="left"/>
+              <w:textAlignment w:val="center"/>
+              <w:rPr>
+                <w:rFonts w:hint="default" w:ascii="Times New Roman" w:hAnsi="Times New Roman" w:cs="Times New Roman"/>
+                <w:i w:val="0"/>
+                <w:iCs w:val="0"/>
+                <w:color w:val="1E293B"/>
+                <w:sz w:val="24"/>
+                <w:szCs w:val="24"/>
+                <w:u w:val="none"/>
+              </w:rPr>
+            </w:pPr>
+            <w:r>
+              <w:rPr>
+                <w:rFonts w:hint="default" w:ascii="Times New Roman" w:hAnsi="Times New Roman" w:eastAsia="SimSun" w:cs="Times New Roman"/>
+                <w:i w:val="0"/>
+                <w:iCs w:val="0"/>
+                <w:color w:val="1E293B"/>
+                <w:kern w:val="0"/>
+                <w:sz w:val="24"/>
+                <w:szCs w:val="24"/>
+                <w:u w:val="none"/>
+                <w:bdr w:val="none" w:color="auto" w:sz="0" w:space="0"/>
+                <w:lang w:val="en-US" w:eastAsia="zh-CN" w:bidi="ar"/>
+              </w:rPr>
+              <w:t>Thêm/Sửa/Xóa các khoản Thu nhập (Income) và Chi phí (Expense). Ràng buộc số tiền &gt; 0, bắt buộc chọn Danh mục và Ví tài sản. Tự động tính toán lại số dư của Ví liên quan sau khi thay đổi giao dịc</w:t>
+            </w:r>
+            <w:bookmarkStart w:id="0" w:name="_GoBack"/>
+            <w:bookmarkEnd w:id="0"/>
+            <w:r>
+              <w:rPr>
+                <w:rFonts w:hint="default" w:ascii="Times New Roman" w:hAnsi="Times New Roman" w:eastAsia="SimSun" w:cs="Times New Roman"/>
+                <w:i w:val="0"/>
+                <w:iCs w:val="0"/>
+                <w:color w:val="1E293B"/>
+                <w:kern w:val="0"/>
+                <w:sz w:val="24"/>
+                <w:szCs w:val="24"/>
+                <w:u w:val="none"/>
+                <w:bdr w:val="none" w:color="auto" w:sz="0" w:space="0"/>
+                <w:lang w:val="en-US" w:eastAsia="zh-CN" w:bidi="ar"/>
+              </w:rPr>
+              <w:t>h.</w:t>
+            </w:r>
+          </w:p>
+        </w:tc>
+        <w:tc>
+          <w:tcPr>
+            <w:tcW w:w="1458" w:type="dxa"/>
+            <w:tcBorders>
+              <w:top w:val="single" w:color="000000" w:sz="4" w:space="0"/>
+              <w:left w:val="single" w:color="000000" w:sz="4" w:space="0"/>
+              <w:bottom w:val="single" w:color="000000" w:sz="4" w:space="0"/>
+              <w:right w:val="single" w:color="000000" w:sz="4" w:space="0"/>
+            </w:tcBorders>
+            <w:shd w:val="clear" w:color="auto" w:fill="FFFFFF"/>
+            <w:vAlign w:val="center"/>
+          </w:tcPr>
+          <w:p>
+            <w:pPr>
+              <w:keepNext w:val="0"/>
+              <w:keepLines w:val="0"/>
+              <w:widowControl/>
+              <w:suppressLineNumbers w:val="0"/>
+              <w:jc w:val="left"/>
+              <w:textAlignment w:val="center"/>
+              <w:rPr>
+                <w:rFonts w:hint="default" w:ascii="Times New Roman" w:hAnsi="Times New Roman" w:cs="Times New Roman"/>
+                <w:i w:val="0"/>
+                <w:iCs w:val="0"/>
+                <w:color w:val="15803D"/>
+                <w:sz w:val="24"/>
+                <w:szCs w:val="24"/>
+                <w:u w:val="none"/>
+              </w:rPr>
+            </w:pPr>
+            <w:r>
+              <w:rPr>
+                <w:rFonts w:hint="default" w:ascii="Times New Roman" w:hAnsi="Times New Roman" w:eastAsia="SimSun" w:cs="Times New Roman"/>
+                <w:i w:val="0"/>
+                <w:iCs w:val="0"/>
+                <w:color w:val="15803D"/>
+                <w:kern w:val="0"/>
+                <w:sz w:val="24"/>
+                <w:szCs w:val="24"/>
+                <w:u w:val="none"/>
+                <w:bdr w:val="none" w:color="auto" w:sz="0" w:space="0"/>
+                <w:lang w:val="en-US" w:eastAsia="zh-CN" w:bidi="ar"/>
+              </w:rPr>
+              <w:t>Hoàn thành</w:t>
+            </w:r>
+          </w:p>
+        </w:tc>
+      </w:tr>
+      <w:tr>
+        <w:tblPrEx>
+          <w:tblBorders>
+            <w:top w:val="none" w:color="auto" w:sz="0" w:space="0"/>
+            <w:left w:val="none" w:color="auto" w:sz="0" w:space="0"/>
+            <w:bottom w:val="none" w:color="auto" w:sz="0" w:space="0"/>
+            <w:right w:val="none" w:color="auto" w:sz="0" w:space="0"/>
+            <w:insideH w:val="none" w:color="auto" w:sz="0" w:space="0"/>
+            <w:insideV w:val="none" w:color="auto" w:sz="0" w:space="0"/>
+          </w:tblBorders>
+          <w:tblCellMar>
+            <w:top w:w="0" w:type="dxa"/>
+            <w:left w:w="108" w:type="dxa"/>
+            <w:bottom w:w="0" w:type="dxa"/>
+            <w:right w:w="108" w:type="dxa"/>
+          </w:tblCellMar>
+        </w:tblPrEx>
+        <w:trPr>
+          <w:trHeight w:val="828" w:hRule="atLeast"/>
+        </w:trPr>
+        <w:tc>
+          <w:tcPr>
+            <w:tcW w:w="2340" w:type="dxa"/>
+            <w:tcBorders>
+              <w:top w:val="single" w:color="000000" w:sz="4" w:space="0"/>
+              <w:left w:val="single" w:color="000000" w:sz="4" w:space="0"/>
+              <w:bottom w:val="single" w:color="000000" w:sz="4" w:space="0"/>
+              <w:right w:val="single" w:color="000000" w:sz="4" w:space="0"/>
+            </w:tcBorders>
+            <w:shd w:val="clear" w:color="auto" w:fill="FFFFFF"/>
+            <w:vAlign w:val="center"/>
+          </w:tcPr>
+          <w:p>
+            <w:pPr>
+              <w:keepNext w:val="0"/>
+              <w:keepLines w:val="0"/>
+              <w:widowControl/>
+              <w:suppressLineNumbers w:val="0"/>
+              <w:jc w:val="left"/>
+              <w:textAlignment w:val="center"/>
+              <w:rPr>
+                <w:rFonts w:hint="default" w:ascii="Times New Roman" w:hAnsi="Times New Roman" w:cs="Times New Roman"/>
+                <w:b/>
+                <w:bCs/>
+                <w:i w:val="0"/>
+                <w:iCs w:val="0"/>
+                <w:color w:val="1E293B"/>
+                <w:sz w:val="24"/>
+                <w:szCs w:val="24"/>
+                <w:u w:val="none"/>
+              </w:rPr>
+            </w:pPr>
+            <w:r>
+              <w:rPr>
+                <w:rFonts w:hint="default" w:ascii="Times New Roman" w:hAnsi="Times New Roman" w:eastAsia="SimSun" w:cs="Times New Roman"/>
+                <w:b/>
+                <w:bCs/>
+                <w:i w:val="0"/>
+                <w:iCs w:val="0"/>
+                <w:color w:val="1E293B"/>
+                <w:kern w:val="0"/>
+                <w:sz w:val="24"/>
+                <w:szCs w:val="24"/>
+                <w:u w:val="none"/>
+                <w:bdr w:val="none" w:color="auto" w:sz="0" w:space="0"/>
+                <w:lang w:val="en-US" w:eastAsia="zh-CN" w:bidi="ar"/>
+              </w:rPr>
+              <w:t>Thiết lập Ngân sách</w:t>
+            </w:r>
+          </w:p>
+        </w:tc>
+        <w:tc>
+          <w:tcPr>
+            <w:tcW w:w="5604" w:type="dxa"/>
+            <w:tcBorders>
+              <w:top w:val="single" w:color="000000" w:sz="4" w:space="0"/>
+              <w:left w:val="single" w:color="000000" w:sz="4" w:space="0"/>
+              <w:bottom w:val="single" w:color="000000" w:sz="4" w:space="0"/>
+              <w:right w:val="single" w:color="000000" w:sz="4" w:space="0"/>
+            </w:tcBorders>
+            <w:shd w:val="clear" w:color="auto" w:fill="FFFFFF"/>
+            <w:vAlign w:val="center"/>
+          </w:tcPr>
+          <w:p>
+            <w:pPr>
+              <w:keepNext w:val="0"/>
+              <w:keepLines w:val="0"/>
+              <w:widowControl/>
+              <w:suppressLineNumbers w:val="0"/>
+              <w:jc w:val="left"/>
+              <w:textAlignment w:val="center"/>
+              <w:rPr>
+                <w:rFonts w:hint="default" w:ascii="Times New Roman" w:hAnsi="Times New Roman" w:cs="Times New Roman"/>
+                <w:i w:val="0"/>
+                <w:iCs w:val="0"/>
+                <w:color w:val="1E293B"/>
+                <w:sz w:val="24"/>
+                <w:szCs w:val="24"/>
+                <w:u w:val="none"/>
+              </w:rPr>
+            </w:pPr>
+            <w:r>
+              <w:rPr>
+                <w:rFonts w:hint="default" w:ascii="Times New Roman" w:hAnsi="Times New Roman" w:eastAsia="SimSun" w:cs="Times New Roman"/>
+                <w:i w:val="0"/>
+                <w:iCs w:val="0"/>
+                <w:color w:val="1E293B"/>
+                <w:kern w:val="0"/>
+                <w:sz w:val="24"/>
+                <w:szCs w:val="24"/>
+                <w:u w:val="none"/>
+                <w:bdr w:val="none" w:color="auto" w:sz="0" w:space="0"/>
+                <w:lang w:val="en-US" w:eastAsia="zh-CN" w:bidi="ar"/>
+              </w:rPr>
+              <w:t xml:space="preserve">Tạo ngân sách chi tiêu giới hạn theo tháng hoặc theo từng danh mục cụ thể. Hiển thị thanh tiến độ trực quan kèm theo các cảnh báo khi chi tiêu tiệm cận hoặc vượt mức ngân sách quy định. </w:t>
+            </w:r>
+          </w:p>
+        </w:tc>
+        <w:tc>
+          <w:tcPr>
+            <w:tcW w:w="1458" w:type="dxa"/>
+            <w:tcBorders>
+              <w:top w:val="single" w:color="000000" w:sz="4" w:space="0"/>
+              <w:left w:val="single" w:color="000000" w:sz="4" w:space="0"/>
+              <w:bottom w:val="single" w:color="000000" w:sz="4" w:space="0"/>
+              <w:right w:val="single" w:color="000000" w:sz="4" w:space="0"/>
+            </w:tcBorders>
+            <w:shd w:val="clear" w:color="auto" w:fill="FFFFFF"/>
+            <w:vAlign w:val="center"/>
+          </w:tcPr>
+          <w:p>
+            <w:pPr>
+              <w:keepNext w:val="0"/>
+              <w:keepLines w:val="0"/>
+              <w:widowControl/>
+              <w:suppressLineNumbers w:val="0"/>
+              <w:jc w:val="left"/>
+              <w:textAlignment w:val="center"/>
+              <w:rPr>
+                <w:rFonts w:hint="default" w:ascii="Times New Roman" w:hAnsi="Times New Roman" w:cs="Times New Roman"/>
+                <w:i w:val="0"/>
+                <w:iCs w:val="0"/>
+                <w:color w:val="15803D"/>
+                <w:sz w:val="24"/>
+                <w:szCs w:val="24"/>
+                <w:u w:val="none"/>
+              </w:rPr>
+            </w:pPr>
+            <w:r>
+              <w:rPr>
+                <w:rFonts w:hint="default" w:ascii="Times New Roman" w:hAnsi="Times New Roman" w:eastAsia="SimSun" w:cs="Times New Roman"/>
+                <w:i w:val="0"/>
+                <w:iCs w:val="0"/>
+                <w:color w:val="15803D"/>
+                <w:kern w:val="0"/>
+                <w:sz w:val="24"/>
+                <w:szCs w:val="24"/>
+                <w:u w:val="none"/>
+                <w:bdr w:val="none" w:color="auto" w:sz="0" w:space="0"/>
+                <w:lang w:val="en-US" w:eastAsia="zh-CN" w:bidi="ar"/>
+              </w:rPr>
+              <w:t>Hoàn thành</w:t>
+            </w:r>
+          </w:p>
+        </w:tc>
+      </w:tr>
+      <w:tr>
+        <w:tblPrEx>
+          <w:tblBorders>
+            <w:top w:val="none" w:color="auto" w:sz="0" w:space="0"/>
+            <w:left w:val="none" w:color="auto" w:sz="0" w:space="0"/>
+            <w:bottom w:val="none" w:color="auto" w:sz="0" w:space="0"/>
+            <w:right w:val="none" w:color="auto" w:sz="0" w:space="0"/>
+            <w:insideH w:val="none" w:color="auto" w:sz="0" w:space="0"/>
+            <w:insideV w:val="none" w:color="auto" w:sz="0" w:space="0"/>
+          </w:tblBorders>
+          <w:tblCellMar>
+            <w:top w:w="0" w:type="dxa"/>
+            <w:left w:w="108" w:type="dxa"/>
+            <w:bottom w:w="0" w:type="dxa"/>
+            <w:right w:w="108" w:type="dxa"/>
+          </w:tblCellMar>
+        </w:tblPrEx>
+        <w:trPr>
+          <w:trHeight w:val="828" w:hRule="atLeast"/>
+        </w:trPr>
+        <w:tc>
+          <w:tcPr>
+            <w:tcW w:w="2340" w:type="dxa"/>
+            <w:tcBorders>
+              <w:top w:val="single" w:color="000000" w:sz="4" w:space="0"/>
+              <w:left w:val="single" w:color="000000" w:sz="4" w:space="0"/>
+              <w:bottom w:val="single" w:color="000000" w:sz="4" w:space="0"/>
+              <w:right w:val="single" w:color="000000" w:sz="4" w:space="0"/>
+            </w:tcBorders>
+            <w:shd w:val="clear" w:color="auto" w:fill="FFFFFF"/>
+            <w:vAlign w:val="center"/>
+          </w:tcPr>
+          <w:p>
+            <w:pPr>
+              <w:keepNext w:val="0"/>
+              <w:keepLines w:val="0"/>
+              <w:widowControl/>
+              <w:suppressLineNumbers w:val="0"/>
+              <w:jc w:val="left"/>
+              <w:textAlignment w:val="center"/>
+              <w:rPr>
+                <w:rFonts w:hint="default" w:ascii="Times New Roman" w:hAnsi="Times New Roman" w:cs="Times New Roman"/>
+                <w:b/>
+                <w:bCs/>
+                <w:i w:val="0"/>
+                <w:iCs w:val="0"/>
+                <w:color w:val="1E293B"/>
+                <w:sz w:val="24"/>
+                <w:szCs w:val="24"/>
+                <w:u w:val="none"/>
+              </w:rPr>
+            </w:pPr>
+            <w:r>
+              <w:rPr>
+                <w:rFonts w:hint="default" w:ascii="Times New Roman" w:hAnsi="Times New Roman" w:eastAsia="SimSun" w:cs="Times New Roman"/>
+                <w:b/>
+                <w:bCs/>
+                <w:i w:val="0"/>
+                <w:iCs w:val="0"/>
+                <w:color w:val="1E293B"/>
+                <w:kern w:val="0"/>
+                <w:sz w:val="24"/>
+                <w:szCs w:val="24"/>
+                <w:u w:val="none"/>
+                <w:bdr w:val="none" w:color="auto" w:sz="0" w:space="0"/>
+                <w:lang w:val="en-US" w:eastAsia="zh-CN" w:bidi="ar"/>
+              </w:rPr>
+              <w:t>Mục tiêu Tiết kiệm</w:t>
+            </w:r>
+          </w:p>
+        </w:tc>
+        <w:tc>
+          <w:tcPr>
+            <w:tcW w:w="5604" w:type="dxa"/>
+            <w:tcBorders>
+              <w:top w:val="single" w:color="000000" w:sz="4" w:space="0"/>
+              <w:left w:val="single" w:color="000000" w:sz="4" w:space="0"/>
+              <w:bottom w:val="single" w:color="000000" w:sz="4" w:space="0"/>
+              <w:right w:val="single" w:color="000000" w:sz="4" w:space="0"/>
+            </w:tcBorders>
+            <w:shd w:val="clear" w:color="auto" w:fill="FFFFFF"/>
+            <w:vAlign w:val="center"/>
+          </w:tcPr>
+          <w:p>
+            <w:pPr>
+              <w:keepNext w:val="0"/>
+              <w:keepLines w:val="0"/>
+              <w:widowControl/>
+              <w:suppressLineNumbers w:val="0"/>
+              <w:jc w:val="left"/>
+              <w:textAlignment w:val="center"/>
+              <w:rPr>
+                <w:rFonts w:hint="default" w:ascii="Times New Roman" w:hAnsi="Times New Roman" w:cs="Times New Roman"/>
+                <w:i w:val="0"/>
+                <w:iCs w:val="0"/>
+                <w:color w:val="1E293B"/>
+                <w:sz w:val="24"/>
+                <w:szCs w:val="24"/>
+                <w:u w:val="none"/>
+              </w:rPr>
+            </w:pPr>
+            <w:r>
+              <w:rPr>
+                <w:rFonts w:hint="default" w:ascii="Times New Roman" w:hAnsi="Times New Roman" w:eastAsia="SimSun" w:cs="Times New Roman"/>
+                <w:i w:val="0"/>
+                <w:iCs w:val="0"/>
+                <w:color w:val="1E293B"/>
+                <w:kern w:val="0"/>
+                <w:sz w:val="24"/>
+                <w:szCs w:val="24"/>
+                <w:u w:val="none"/>
+                <w:bdr w:val="none" w:color="auto" w:sz="0" w:space="0"/>
+                <w:lang w:val="en-US" w:eastAsia="zh-CN" w:bidi="ar"/>
+              </w:rPr>
+              <w:t>Thiết lập mục tiêu tích lũy tài sản với số tiền mục tiêu và thời hạn. Hỗ trợ ghi nhận đóng góp cho từng mục tiêu và tự động cập nhật tiến độ phần trăm tích lũy thực tế.</w:t>
+            </w:r>
+          </w:p>
+        </w:tc>
+        <w:tc>
+          <w:tcPr>
+            <w:tcW w:w="1458" w:type="dxa"/>
+            <w:tcBorders>
+              <w:top w:val="single" w:color="000000" w:sz="4" w:space="0"/>
+              <w:left w:val="single" w:color="000000" w:sz="4" w:space="0"/>
+              <w:bottom w:val="single" w:color="000000" w:sz="4" w:space="0"/>
+              <w:right w:val="single" w:color="000000" w:sz="4" w:space="0"/>
+            </w:tcBorders>
+            <w:shd w:val="clear" w:color="auto" w:fill="FFFFFF"/>
+            <w:vAlign w:val="center"/>
+          </w:tcPr>
+          <w:p>
+            <w:pPr>
+              <w:keepNext w:val="0"/>
+              <w:keepLines w:val="0"/>
+              <w:widowControl/>
+              <w:suppressLineNumbers w:val="0"/>
+              <w:jc w:val="left"/>
+              <w:textAlignment w:val="center"/>
+              <w:rPr>
+                <w:rFonts w:hint="default" w:ascii="Times New Roman" w:hAnsi="Times New Roman" w:cs="Times New Roman"/>
+                <w:i w:val="0"/>
+                <w:iCs w:val="0"/>
+                <w:color w:val="15803D"/>
+                <w:sz w:val="24"/>
+                <w:szCs w:val="24"/>
+                <w:u w:val="none"/>
+              </w:rPr>
+            </w:pPr>
+            <w:r>
+              <w:rPr>
+                <w:rFonts w:hint="default" w:ascii="Times New Roman" w:hAnsi="Times New Roman" w:eastAsia="SimSun" w:cs="Times New Roman"/>
+                <w:i w:val="0"/>
+                <w:iCs w:val="0"/>
+                <w:color w:val="15803D"/>
+                <w:kern w:val="0"/>
+                <w:sz w:val="24"/>
+                <w:szCs w:val="24"/>
+                <w:u w:val="none"/>
+                <w:bdr w:val="none" w:color="auto" w:sz="0" w:space="0"/>
+                <w:lang w:val="en-US" w:eastAsia="zh-CN" w:bidi="ar"/>
+              </w:rPr>
+              <w:t>Hoàn thành</w:t>
+            </w:r>
+          </w:p>
+        </w:tc>
+      </w:tr>
+      <w:tr>
+        <w:tblPrEx>
+          <w:tblBorders>
+            <w:top w:val="none" w:color="auto" w:sz="0" w:space="0"/>
+            <w:left w:val="none" w:color="auto" w:sz="0" w:space="0"/>
+            <w:bottom w:val="none" w:color="auto" w:sz="0" w:space="0"/>
+            <w:right w:val="none" w:color="auto" w:sz="0" w:space="0"/>
+            <w:insideH w:val="none" w:color="auto" w:sz="0" w:space="0"/>
+            <w:insideV w:val="none" w:color="auto" w:sz="0" w:space="0"/>
+          </w:tblBorders>
+          <w:shd w:val="clear"/>
+          <w:tblCellMar>
+            <w:top w:w="0" w:type="dxa"/>
+            <w:left w:w="108" w:type="dxa"/>
+            <w:bottom w:w="0" w:type="dxa"/>
+            <w:right w:w="108" w:type="dxa"/>
+          </w:tblCellMar>
+        </w:tblPrEx>
+        <w:trPr>
+          <w:trHeight w:val="828" w:hRule="atLeast"/>
+        </w:trPr>
+        <w:tc>
+          <w:tcPr>
+            <w:tcW w:w="2340" w:type="dxa"/>
+            <w:tcBorders>
+              <w:top w:val="single" w:color="000000" w:sz="4" w:space="0"/>
+              <w:left w:val="single" w:color="000000" w:sz="4" w:space="0"/>
+              <w:bottom w:val="single" w:color="000000" w:sz="4" w:space="0"/>
+              <w:right w:val="single" w:color="000000" w:sz="4" w:space="0"/>
+            </w:tcBorders>
+            <w:shd w:val="clear" w:color="auto" w:fill="FFFFFF"/>
+            <w:vAlign w:val="center"/>
+          </w:tcPr>
+          <w:p>
+            <w:pPr>
+              <w:keepNext w:val="0"/>
+              <w:keepLines w:val="0"/>
+              <w:widowControl/>
+              <w:suppressLineNumbers w:val="0"/>
+              <w:jc w:val="left"/>
+              <w:textAlignment w:val="center"/>
+              <w:rPr>
+                <w:rFonts w:hint="default" w:ascii="Times New Roman" w:hAnsi="Times New Roman" w:cs="Times New Roman"/>
+                <w:b/>
+                <w:bCs/>
+                <w:i w:val="0"/>
+                <w:iCs w:val="0"/>
+                <w:color w:val="1E293B"/>
+                <w:sz w:val="24"/>
+                <w:szCs w:val="24"/>
+                <w:u w:val="none"/>
+              </w:rPr>
+            </w:pPr>
+            <w:r>
+              <w:rPr>
+                <w:rFonts w:hint="default" w:ascii="Times New Roman" w:hAnsi="Times New Roman" w:eastAsia="SimSun" w:cs="Times New Roman"/>
+                <w:b/>
+                <w:bCs/>
+                <w:i w:val="0"/>
+                <w:iCs w:val="0"/>
+                <w:color w:val="1E293B"/>
+                <w:kern w:val="0"/>
+                <w:sz w:val="24"/>
+                <w:szCs w:val="24"/>
+                <w:u w:val="none"/>
+                <w:bdr w:val="none" w:color="auto" w:sz="0" w:space="0"/>
+                <w:lang w:val="en-US" w:eastAsia="zh-CN" w:bidi="ar"/>
+              </w:rPr>
+              <w:t>Biểu đồ Phân tích (Insights)</w:t>
+            </w:r>
+          </w:p>
+        </w:tc>
+        <w:tc>
+          <w:tcPr>
+            <w:tcW w:w="5604" w:type="dxa"/>
+            <w:tcBorders>
+              <w:top w:val="single" w:color="000000" w:sz="4" w:space="0"/>
+              <w:left w:val="single" w:color="000000" w:sz="4" w:space="0"/>
+              <w:bottom w:val="single" w:color="000000" w:sz="4" w:space="0"/>
+              <w:right w:val="single" w:color="000000" w:sz="4" w:space="0"/>
+            </w:tcBorders>
+            <w:shd w:val="clear" w:color="auto" w:fill="FFFFFF"/>
+            <w:vAlign w:val="center"/>
+          </w:tcPr>
+          <w:p>
+            <w:pPr>
+              <w:keepNext w:val="0"/>
+              <w:keepLines w:val="0"/>
+              <w:widowControl/>
+              <w:suppressLineNumbers w:val="0"/>
+              <w:jc w:val="left"/>
+              <w:textAlignment w:val="center"/>
+              <w:rPr>
+                <w:rFonts w:hint="default" w:ascii="Times New Roman" w:hAnsi="Times New Roman" w:cs="Times New Roman"/>
+                <w:i w:val="0"/>
+                <w:iCs w:val="0"/>
+                <w:color w:val="1E293B"/>
+                <w:sz w:val="24"/>
+                <w:szCs w:val="24"/>
+                <w:u w:val="none"/>
+              </w:rPr>
+            </w:pPr>
+            <w:r>
+              <w:rPr>
+                <w:rFonts w:hint="default" w:ascii="Times New Roman" w:hAnsi="Times New Roman" w:eastAsia="SimSun" w:cs="Times New Roman"/>
+                <w:i w:val="0"/>
+                <w:iCs w:val="0"/>
+                <w:color w:val="1E293B"/>
+                <w:kern w:val="0"/>
+                <w:sz w:val="24"/>
+                <w:szCs w:val="24"/>
+                <w:u w:val="none"/>
+                <w:bdr w:val="none" w:color="auto" w:sz="0" w:space="0"/>
+                <w:lang w:val="en-US" w:eastAsia="zh-CN" w:bidi="ar"/>
+              </w:rPr>
+              <w:t>Tổng hợp thống kê chi tiêu dưới dạng biểu đồ cột (Bar Chart) động. Phân tích chi phí theo khoảng thời gian (Tuần, Tháng, Năm) và hiển thị phần trăm phân bổ theo nhóm danh mục.</w:t>
+            </w:r>
+          </w:p>
+        </w:tc>
+        <w:tc>
+          <w:tcPr>
+            <w:tcW w:w="1458" w:type="dxa"/>
+            <w:tcBorders>
+              <w:top w:val="single" w:color="000000" w:sz="4" w:space="0"/>
+              <w:left w:val="single" w:color="000000" w:sz="4" w:space="0"/>
+              <w:bottom w:val="single" w:color="000000" w:sz="4" w:space="0"/>
+              <w:right w:val="single" w:color="000000" w:sz="4" w:space="0"/>
+            </w:tcBorders>
+            <w:shd w:val="clear" w:color="auto" w:fill="FFFFFF"/>
+            <w:vAlign w:val="center"/>
+          </w:tcPr>
+          <w:p>
+            <w:pPr>
+              <w:keepNext w:val="0"/>
+              <w:keepLines w:val="0"/>
+              <w:widowControl/>
+              <w:suppressLineNumbers w:val="0"/>
+              <w:jc w:val="left"/>
+              <w:textAlignment w:val="center"/>
+              <w:rPr>
+                <w:rFonts w:hint="default" w:ascii="Times New Roman" w:hAnsi="Times New Roman" w:cs="Times New Roman"/>
+                <w:i w:val="0"/>
+                <w:iCs w:val="0"/>
+                <w:color w:val="15803D"/>
+                <w:sz w:val="24"/>
+                <w:szCs w:val="24"/>
+                <w:u w:val="none"/>
+              </w:rPr>
+            </w:pPr>
+            <w:r>
+              <w:rPr>
+                <w:rFonts w:hint="default" w:ascii="Times New Roman" w:hAnsi="Times New Roman" w:eastAsia="SimSun" w:cs="Times New Roman"/>
+                <w:i w:val="0"/>
+                <w:iCs w:val="0"/>
+                <w:color w:val="15803D"/>
+                <w:kern w:val="0"/>
+                <w:sz w:val="24"/>
+                <w:szCs w:val="24"/>
+                <w:u w:val="none"/>
+                <w:bdr w:val="none" w:color="auto" w:sz="0" w:space="0"/>
+                <w:lang w:val="en-US" w:eastAsia="zh-CN" w:bidi="ar"/>
+              </w:rPr>
+              <w:t>Hoàn thành</w:t>
+            </w:r>
+          </w:p>
+        </w:tc>
+      </w:tr>
+      <w:tr>
+        <w:tblPrEx>
+          <w:tblBorders>
+            <w:top w:val="none" w:color="auto" w:sz="0" w:space="0"/>
+            <w:left w:val="none" w:color="auto" w:sz="0" w:space="0"/>
+            <w:bottom w:val="none" w:color="auto" w:sz="0" w:space="0"/>
+            <w:right w:val="none" w:color="auto" w:sz="0" w:space="0"/>
+            <w:insideH w:val="none" w:color="auto" w:sz="0" w:space="0"/>
+            <w:insideV w:val="none" w:color="auto" w:sz="0" w:space="0"/>
+          </w:tblBorders>
+          <w:tblCellMar>
+            <w:top w:w="0" w:type="dxa"/>
+            <w:left w:w="108" w:type="dxa"/>
+            <w:bottom w:w="0" w:type="dxa"/>
+            <w:right w:w="108" w:type="dxa"/>
+          </w:tblCellMar>
+        </w:tblPrEx>
+        <w:trPr>
+          <w:trHeight w:val="552" w:hRule="atLeast"/>
+        </w:trPr>
+        <w:tc>
+          <w:tcPr>
+            <w:tcW w:w="2340" w:type="dxa"/>
+            <w:tcBorders>
+              <w:top w:val="single" w:color="000000" w:sz="4" w:space="0"/>
+              <w:left w:val="single" w:color="000000" w:sz="4" w:space="0"/>
+              <w:bottom w:val="single" w:color="000000" w:sz="4" w:space="0"/>
+              <w:right w:val="single" w:color="000000" w:sz="4" w:space="0"/>
+            </w:tcBorders>
+            <w:shd w:val="clear" w:color="auto" w:fill="FFFFFF"/>
+            <w:vAlign w:val="center"/>
+          </w:tcPr>
+          <w:p>
+            <w:pPr>
+              <w:keepNext w:val="0"/>
+              <w:keepLines w:val="0"/>
+              <w:widowControl/>
+              <w:suppressLineNumbers w:val="0"/>
+              <w:jc w:val="left"/>
+              <w:textAlignment w:val="center"/>
+              <w:rPr>
+                <w:rFonts w:hint="default" w:ascii="Times New Roman" w:hAnsi="Times New Roman" w:cs="Times New Roman"/>
+                <w:b/>
+                <w:bCs/>
+                <w:i w:val="0"/>
+                <w:iCs w:val="0"/>
+                <w:color w:val="1E293B"/>
+                <w:sz w:val="24"/>
+                <w:szCs w:val="24"/>
+                <w:u w:val="none"/>
+              </w:rPr>
+            </w:pPr>
+            <w:r>
+              <w:rPr>
+                <w:rFonts w:hint="default" w:ascii="Times New Roman" w:hAnsi="Times New Roman" w:eastAsia="SimSun" w:cs="Times New Roman"/>
+                <w:b/>
+                <w:bCs/>
+                <w:i w:val="0"/>
+                <w:iCs w:val="0"/>
+                <w:color w:val="1E293B"/>
+                <w:kern w:val="0"/>
+                <w:sz w:val="24"/>
+                <w:szCs w:val="24"/>
+                <w:u w:val="none"/>
+                <w:bdr w:val="none" w:color="auto" w:sz="0" w:space="0"/>
+                <w:lang w:val="en-US" w:eastAsia="zh-CN" w:bidi="ar"/>
+              </w:rPr>
+              <w:t>Cài đặt hệ thống</w:t>
+            </w:r>
+          </w:p>
+        </w:tc>
+        <w:tc>
+          <w:tcPr>
+            <w:tcW w:w="5604" w:type="dxa"/>
+            <w:tcBorders>
+              <w:top w:val="single" w:color="000000" w:sz="4" w:space="0"/>
+              <w:left w:val="single" w:color="000000" w:sz="4" w:space="0"/>
+              <w:bottom w:val="single" w:color="000000" w:sz="4" w:space="0"/>
+              <w:right w:val="single" w:color="000000" w:sz="4" w:space="0"/>
+            </w:tcBorders>
+            <w:shd w:val="clear" w:color="auto" w:fill="FFFFFF"/>
+            <w:vAlign w:val="center"/>
+          </w:tcPr>
+          <w:p>
+            <w:pPr>
+              <w:keepNext w:val="0"/>
+              <w:keepLines w:val="0"/>
+              <w:widowControl/>
+              <w:suppressLineNumbers w:val="0"/>
+              <w:jc w:val="left"/>
+              <w:textAlignment w:val="center"/>
+              <w:rPr>
+                <w:rFonts w:hint="default" w:ascii="Times New Roman" w:hAnsi="Times New Roman" w:cs="Times New Roman"/>
+                <w:i w:val="0"/>
+                <w:iCs w:val="0"/>
+                <w:color w:val="1E293B"/>
+                <w:sz w:val="24"/>
+                <w:szCs w:val="24"/>
+                <w:u w:val="none"/>
+              </w:rPr>
+            </w:pPr>
+            <w:r>
+              <w:rPr>
+                <w:rFonts w:hint="default" w:ascii="Times New Roman" w:hAnsi="Times New Roman" w:eastAsia="SimSun" w:cs="Times New Roman"/>
+                <w:i w:val="0"/>
+                <w:iCs w:val="0"/>
+                <w:color w:val="1E293B"/>
+                <w:kern w:val="0"/>
+                <w:sz w:val="24"/>
+                <w:szCs w:val="24"/>
+                <w:u w:val="none"/>
+                <w:bdr w:val="none" w:color="auto" w:sz="0" w:space="0"/>
+                <w:lang w:val="en-US" w:eastAsia="zh-CN" w:bidi="ar"/>
+              </w:rPr>
+              <w:t>Thay đổi thông tin cá nhân, chuyển đổi ngôn ngữ ứng dụng (cơ bản), tùy chọn giao diện sáng/tối (Light/Dark Mode)</w:t>
+            </w:r>
+          </w:p>
+        </w:tc>
+        <w:tc>
+          <w:tcPr>
+            <w:tcW w:w="1458" w:type="dxa"/>
+            <w:tcBorders>
+              <w:top w:val="single" w:color="000000" w:sz="4" w:space="0"/>
+              <w:left w:val="single" w:color="000000" w:sz="4" w:space="0"/>
+              <w:bottom w:val="single" w:color="000000" w:sz="4" w:space="0"/>
+              <w:right w:val="single" w:color="000000" w:sz="4" w:space="0"/>
+            </w:tcBorders>
+            <w:shd w:val="clear" w:color="auto" w:fill="FFFFFF"/>
+            <w:vAlign w:val="center"/>
+          </w:tcPr>
+          <w:p>
+            <w:pPr>
+              <w:keepNext w:val="0"/>
+              <w:keepLines w:val="0"/>
+              <w:widowControl/>
+              <w:suppressLineNumbers w:val="0"/>
+              <w:jc w:val="left"/>
+              <w:textAlignment w:val="center"/>
+              <w:rPr>
+                <w:rFonts w:hint="default" w:ascii="Times New Roman" w:hAnsi="Times New Roman" w:cs="Times New Roman"/>
+                <w:i w:val="0"/>
+                <w:iCs w:val="0"/>
+                <w:color w:val="15803D"/>
+                <w:sz w:val="24"/>
+                <w:szCs w:val="24"/>
+                <w:u w:val="none"/>
+              </w:rPr>
+            </w:pPr>
+            <w:r>
+              <w:rPr>
+                <w:rFonts w:hint="default" w:ascii="Times New Roman" w:hAnsi="Times New Roman" w:eastAsia="SimSun" w:cs="Times New Roman"/>
+                <w:i w:val="0"/>
+                <w:iCs w:val="0"/>
+                <w:color w:val="15803D"/>
+                <w:kern w:val="0"/>
+                <w:sz w:val="24"/>
+                <w:szCs w:val="24"/>
+                <w:u w:val="none"/>
+                <w:bdr w:val="none" w:color="auto" w:sz="0" w:space="0"/>
+                <w:lang w:val="en-US" w:eastAsia="zh-CN" w:bidi="ar"/>
+              </w:rPr>
+              <w:t>Hoàn thành</w:t>
+            </w:r>
+          </w:p>
+        </w:tc>
+      </w:tr>
+      <w:tr>
+        <w:tblPrEx>
+          <w:tblBorders>
+            <w:top w:val="none" w:color="auto" w:sz="0" w:space="0"/>
+            <w:left w:val="none" w:color="auto" w:sz="0" w:space="0"/>
+            <w:bottom w:val="none" w:color="auto" w:sz="0" w:space="0"/>
+            <w:right w:val="none" w:color="auto" w:sz="0" w:space="0"/>
+            <w:insideH w:val="none" w:color="auto" w:sz="0" w:space="0"/>
+            <w:insideV w:val="none" w:color="auto" w:sz="0" w:space="0"/>
+          </w:tblBorders>
+          <w:tblCellMar>
+            <w:top w:w="0" w:type="dxa"/>
+            <w:left w:w="108" w:type="dxa"/>
+            <w:bottom w:w="0" w:type="dxa"/>
+            <w:right w:w="108" w:type="dxa"/>
+          </w:tblCellMar>
+        </w:tblPrEx>
+        <w:trPr>
+          <w:trHeight w:val="552" w:hRule="atLeast"/>
+        </w:trPr>
+        <w:tc>
+          <w:tcPr>
+            <w:tcW w:w="2340" w:type="dxa"/>
+            <w:tcBorders>
+              <w:top w:val="single" w:color="000000" w:sz="4" w:space="0"/>
+              <w:left w:val="single" w:color="000000" w:sz="4" w:space="0"/>
+              <w:bottom w:val="single" w:color="000000" w:sz="4" w:space="0"/>
+              <w:right w:val="single" w:color="000000" w:sz="4" w:space="0"/>
+            </w:tcBorders>
+            <w:shd w:val="clear" w:color="auto" w:fill="FFFFFF"/>
+            <w:vAlign w:val="center"/>
+          </w:tcPr>
+          <w:p>
+            <w:pPr>
+              <w:keepNext w:val="0"/>
+              <w:keepLines w:val="0"/>
+              <w:widowControl/>
+              <w:suppressLineNumbers w:val="0"/>
+              <w:jc w:val="left"/>
+              <w:textAlignment w:val="center"/>
+              <w:rPr>
+                <w:rFonts w:hint="default" w:ascii="Times New Roman" w:hAnsi="Times New Roman" w:cs="Times New Roman"/>
+                <w:b/>
+                <w:bCs/>
+                <w:i w:val="0"/>
+                <w:iCs w:val="0"/>
+                <w:color w:val="1E293B"/>
+                <w:sz w:val="24"/>
+                <w:szCs w:val="24"/>
+                <w:u w:val="none"/>
+              </w:rPr>
+            </w:pPr>
+            <w:r>
+              <w:rPr>
+                <w:rFonts w:hint="default" w:ascii="Times New Roman" w:hAnsi="Times New Roman" w:eastAsia="SimSun" w:cs="Times New Roman"/>
+                <w:b/>
+                <w:bCs/>
+                <w:i w:val="0"/>
+                <w:iCs w:val="0"/>
+                <w:color w:val="1E293B"/>
+                <w:kern w:val="0"/>
+                <w:sz w:val="24"/>
+                <w:szCs w:val="24"/>
+                <w:u w:val="none"/>
+                <w:bdr w:val="none" w:color="auto" w:sz="0" w:space="0"/>
+                <w:lang w:val="en-US" w:eastAsia="zh-CN" w:bidi="ar"/>
+              </w:rPr>
+              <w:t>Đồng bộ hóa đám mây</w:t>
+            </w:r>
+          </w:p>
+        </w:tc>
+        <w:tc>
+          <w:tcPr>
+            <w:tcW w:w="5604" w:type="dxa"/>
+            <w:tcBorders>
+              <w:top w:val="single" w:color="000000" w:sz="4" w:space="0"/>
+              <w:left w:val="single" w:color="000000" w:sz="4" w:space="0"/>
+              <w:bottom w:val="single" w:color="000000" w:sz="4" w:space="0"/>
+              <w:right w:val="single" w:color="000000" w:sz="4" w:space="0"/>
+            </w:tcBorders>
+            <w:shd w:val="clear" w:color="auto" w:fill="FFFFFF"/>
+            <w:vAlign w:val="center"/>
+          </w:tcPr>
+          <w:p>
+            <w:pPr>
+              <w:keepNext w:val="0"/>
+              <w:keepLines w:val="0"/>
+              <w:widowControl/>
+              <w:suppressLineNumbers w:val="0"/>
+              <w:jc w:val="left"/>
+              <w:textAlignment w:val="center"/>
+              <w:rPr>
+                <w:rFonts w:hint="default" w:ascii="Times New Roman" w:hAnsi="Times New Roman" w:cs="Times New Roman"/>
+                <w:i w:val="0"/>
+                <w:iCs w:val="0"/>
+                <w:color w:val="1E293B"/>
+                <w:sz w:val="24"/>
+                <w:szCs w:val="24"/>
+                <w:u w:val="none"/>
+              </w:rPr>
+            </w:pPr>
+            <w:r>
+              <w:rPr>
+                <w:rFonts w:hint="default" w:ascii="Times New Roman" w:hAnsi="Times New Roman" w:eastAsia="SimSun" w:cs="Times New Roman"/>
+                <w:i w:val="0"/>
+                <w:iCs w:val="0"/>
+                <w:color w:val="1E293B"/>
+                <w:kern w:val="0"/>
+                <w:sz w:val="24"/>
+                <w:szCs w:val="24"/>
+                <w:u w:val="none"/>
+                <w:bdr w:val="none" w:color="auto" w:sz="0" w:space="0"/>
+                <w:lang w:val="en-US" w:eastAsia="zh-CN" w:bidi="ar"/>
+              </w:rPr>
+              <w:t xml:space="preserve">Hệ thống tự động phát hiện trạng thái mạng, tiến hành đồng bộ hóa dữ liệu giữa cơ sở dữ liệu SQLite local và Cloud Firestore </w:t>
+            </w:r>
+          </w:p>
+        </w:tc>
+        <w:tc>
+          <w:tcPr>
+            <w:tcW w:w="1458" w:type="dxa"/>
+            <w:tcBorders>
+              <w:top w:val="single" w:color="000000" w:sz="4" w:space="0"/>
+              <w:left w:val="single" w:color="000000" w:sz="4" w:space="0"/>
+              <w:bottom w:val="single" w:color="000000" w:sz="4" w:space="0"/>
+              <w:right w:val="single" w:color="000000" w:sz="4" w:space="0"/>
+            </w:tcBorders>
+            <w:shd w:val="clear" w:color="auto" w:fill="FFFFFF"/>
+            <w:vAlign w:val="center"/>
+          </w:tcPr>
+          <w:p>
+            <w:pPr>
+              <w:keepNext w:val="0"/>
+              <w:keepLines w:val="0"/>
+              <w:widowControl/>
+              <w:suppressLineNumbers w:val="0"/>
+              <w:jc w:val="left"/>
+              <w:textAlignment w:val="center"/>
+              <w:rPr>
+                <w:rFonts w:hint="default" w:ascii="Times New Roman" w:hAnsi="Times New Roman" w:cs="Times New Roman"/>
+                <w:i w:val="0"/>
+                <w:iCs w:val="0"/>
+                <w:color w:val="15803D"/>
+                <w:sz w:val="24"/>
+                <w:szCs w:val="24"/>
+                <w:u w:val="none"/>
+              </w:rPr>
+            </w:pPr>
+            <w:r>
+              <w:rPr>
+                <w:rFonts w:hint="default" w:ascii="Times New Roman" w:hAnsi="Times New Roman" w:eastAsia="SimSun" w:cs="Times New Roman"/>
+                <w:i w:val="0"/>
+                <w:iCs w:val="0"/>
+                <w:color w:val="15803D"/>
+                <w:kern w:val="0"/>
+                <w:sz w:val="24"/>
+                <w:szCs w:val="24"/>
+                <w:u w:val="none"/>
+                <w:bdr w:val="none" w:color="auto" w:sz="0" w:space="0"/>
+                <w:lang w:val="en-US" w:eastAsia="zh-CN" w:bidi="ar"/>
+              </w:rPr>
+              <w:t>Hoàn thành</w:t>
+            </w:r>
+          </w:p>
+        </w:tc>
+      </w:tr>
+    </w:tbl>
+    <w:p>
+      <w:pPr>
+        <w:numPr>
+          <w:ilvl w:val="0"/>
+          <w:numId w:val="0"/>
+        </w:numPr>
+        <w:ind w:leftChars="0"/>
+        <w:jc w:val="both"/>
+        <w:rPr>
+          <w:rFonts w:hint="default" w:ascii="Times New Roman" w:hAnsi="Times New Roman" w:cs="Times New Roman"/>
+          <w:sz w:val="24"/>
+          <w:szCs w:val="24"/>
+          <w:lang w:val="en-US"/>
+        </w:rPr>
+      </w:pPr>
+    </w:p>
+    <w:p>
+      <w:pPr>
+        <w:rPr>
+          <w:rFonts w:hint="default" w:ascii="Times New Roman" w:hAnsi="Times New Roman" w:cs="Times New Roman"/>
+          <w:b/>
+          <w:bCs/>
+          <w:sz w:val="24"/>
+          <w:szCs w:val="24"/>
+          <w:lang w:val="en-US"/>
+        </w:rPr>
+      </w:pPr>
+      <w:r>
+        <w:rPr>
+          <w:rFonts w:hint="default" w:ascii="Times New Roman" w:hAnsi="Times New Roman" w:cs="Times New Roman"/>
+          <w:b/>
+          <w:bCs/>
+          <w:sz w:val="24"/>
+          <w:szCs w:val="24"/>
+          <w:lang w:val="en-US"/>
+        </w:rPr>
+        <w:br w:type="page"/>
+      </w:r>
+    </w:p>
+    <w:p>
+      <w:pPr>
+        <w:numPr>
+          <w:ilvl w:val="0"/>
+          <w:numId w:val="1"/>
+        </w:numPr>
+        <w:jc w:val="both"/>
+        <w:rPr>
+          <w:rFonts w:hint="default" w:ascii="Times New Roman" w:hAnsi="Times New Roman" w:cs="Times New Roman"/>
+          <w:b/>
+          <w:bCs/>
+          <w:sz w:val="24"/>
+          <w:szCs w:val="24"/>
+          <w:lang w:val="en-US"/>
+        </w:rPr>
+      </w:pPr>
+      <w:r>
+        <w:rPr>
+          <w:rFonts w:hint="default" w:ascii="Times New Roman" w:hAnsi="Times New Roman" w:cs="Times New Roman"/>
+          <w:b/>
+          <w:bCs/>
+          <w:sz w:val="24"/>
+          <w:szCs w:val="24"/>
+          <w:lang w:val="en-US"/>
+        </w:rPr>
+        <w:t xml:space="preserve">MÔ HÌNH CƠ SỞ DỮ LIỆU </w:t>
+      </w:r>
+    </w:p>
+    <w:p>
+      <w:pPr>
+        <w:numPr>
+          <w:ilvl w:val="0"/>
+          <w:numId w:val="1"/>
+        </w:numPr>
+        <w:jc w:val="both"/>
+        <w:rPr>
+          <w:rFonts w:hint="default" w:ascii="Times New Roman" w:hAnsi="Times New Roman" w:cs="Times New Roman"/>
+          <w:b/>
+          <w:bCs/>
+          <w:sz w:val="24"/>
+          <w:szCs w:val="24"/>
+          <w:lang w:val="en-US"/>
+        </w:rPr>
+      </w:pPr>
+      <w:r>
+        <w:rPr>
+          <w:rFonts w:hint="default" w:ascii="Times New Roman" w:hAnsi="Times New Roman" w:cs="Times New Roman"/>
+          <w:b/>
+          <w:bCs/>
+          <w:sz w:val="24"/>
+          <w:szCs w:val="24"/>
+          <w:lang w:val="en-US"/>
+        </w:rPr>
+        <w:t>MÔ TẢ KỸ THUẬT NÂNG CAO ĐÃ SỬ DỤNG TRONG ỨNG DỤNG</w:t>
+      </w:r>
+    </w:p>
+    <w:p>
+      <w:pPr>
+        <w:numPr>
+          <w:numId w:val="0"/>
+        </w:numPr>
+        <w:jc w:val="both"/>
+        <w:rPr>
+          <w:rFonts w:hint="default" w:ascii="Times New Roman" w:hAnsi="Times New Roman" w:cs="Times New Roman"/>
+          <w:b/>
+          <w:bCs/>
+          <w:sz w:val="24"/>
+          <w:szCs w:val="24"/>
           <w:lang w:val="en-US"/>
         </w:rPr>
       </w:pPr>
@@ -530,26 +2507,33 @@
 <file path=word/numbering.xml><?xml version="1.0" encoding="utf-8"?>
 <w:numbering xmlns:wpc="http://schemas.microsoft.com/office/word/2010/wordprocessingCanvas" xmlns:mc="http://schemas.openxmlformats.org/markup-compatibility/2006" xmlns:o="urn:schemas-microsoft-com:office:office" xmlns:r="http://schemas.openxmlformats.org/officeDocument/2006/relationships" xmlns:m="http://schemas.openxmlformats.org/officeDocument/2006/math" xmlns:v="urn:schemas-microsoft-com:vml" xmlns:wp14="http://schemas.microsoft.com/office/word/2010/wordprocessingDrawing" xmlns:wp="http://schemas.openxmlformats.org/drawingml/2006/wordprocessingDrawing" xmlns:w10="urn:schemas-microsoft-com:office:word" xmlns:w="http://schemas.openxmlformats.org/wordprocessingml/2006/main" xmlns:w14="http://schemas.microsoft.com/office/word/2010/wordml" xmlns:wpg="http://schemas.microsoft.com/office/word/2010/wordprocessingGroup" xmlns:wpi="http://schemas.microsoft.com/office/word/2010/wordprocessingInk" xmlns:wne="http://schemas.microsoft.com/office/word/2006/wordml" xmlns:wps="http://schemas.microsoft.com/office/word/2010/wordprocessingShape" xmlns:wpsCustomData="http://www.wps.cn/officeDocument/2013/wpsCustomData" mc:Ignorable="w14 wp14">
   <w:abstractNum w:abstractNumId="0">
-    <w:nsid w:val="2C9832BC"/>
+    <w:nsid w:val="90880BC9"/>
     <w:multiLevelType w:val="singleLevel"/>
-    <w:tmpl w:val="2C9832BC"/>
+    <w:tmpl w:val="90880BC9"/>
     <w:lvl w:ilvl="0" w:tentative="0">
       <w:start w:val="1"/>
-      <w:numFmt w:val="bullet"/>
-      <w:lvlText w:val=""/>
+      <w:numFmt w:val="decimal"/>
+      <w:suff w:val="space"/>
+      <w:lvlText w:val="%1."/>
       <w:lvlJc w:val="left"/>
-      <w:pPr>
-        <w:tabs>
-          <w:tab w:val="left" w:pos="420"/>
-        </w:tabs>
-        <w:ind w:left="420" w:leftChars="0" w:hanging="420" w:firstLineChars="0"/>
-      </w:pPr>
-      <w:rPr>
-        <w:rFonts w:hint="default" w:ascii="Wingdings" w:hAnsi="Wingdings"/>
-      </w:rPr>
+    </w:lvl>
+  </w:abstractNum>
+  <w:abstractNum w:abstractNumId="1">
+    <w:nsid w:val="F2712B38"/>
+    <w:multiLevelType w:val="singleLevel"/>
+    <w:tmpl w:val="F2712B38"/>
+    <w:lvl w:ilvl="0" w:tentative="0">
+      <w:start w:val="1"/>
+      <w:numFmt w:val="decimal"/>
+      <w:suff w:val="space"/>
+      <w:lvlText w:val="%1."/>
+      <w:lvlJc w:val="left"/>
     </w:lvl>
   </w:abstractNum>
   <w:num w:numId="1">
+    <w:abstractNumId w:val="1"/>
+  </w:num>
+  <w:num w:numId="2">
     <w:abstractNumId w:val="0"/>
   </w:num>
 </w:numbering>
